--- a/gunluk-planlar-5sinif/hafta34-5sinif-bty.docx
+++ b/gunluk-planlar-5sinif/hafta34-5sinif-bty.docx
@@ -4,42 +4,34 @@
   <w:body>
     <w:p>
       <w:pPr>
+        <w:widowControl/>
         <w:spacing w:after="20"/>
         <w:jc w:val="center"/>
       </w:pPr>
       <w:r>
         <w:rPr>
-          <w:rFonts w:ascii="Arial" w:hAnsi="Arial" w:eastAsia="Arial"/>
+          <w:rFonts w:ascii="Arial" w:hAnsi="Arial" w:eastAsia="Arial" w:cs="Arial"/>
           <w:b/>
-          <w:sz w:val="20"/>
+          <w:color w:val="25282B"/>
+          <w:sz w:val="22"/>
         </w:rPr>
-        <w:t>2026-2027 EĞİTİM – ÖĞRETİM YILI ………………………………… ORTAOKULU</w:t>
+        <w:t>5. SINIF BİLİŞİM TEKNOLOJİLERİ VE YAZILIM DERSİ</w:t>
       </w:r>
     </w:p>
     <w:p>
       <w:pPr>
-        <w:spacing w:after="60"/>
+        <w:widowControl/>
+        <w:spacing w:after="100"/>
         <w:jc w:val="center"/>
       </w:pPr>
       <w:r>
         <w:rPr>
-          <w:rFonts w:ascii="Arial" w:hAnsi="Arial" w:eastAsia="Arial"/>
+          <w:rFonts w:ascii="Arial" w:hAnsi="Arial" w:eastAsia="Arial" w:cs="Arial"/>
           <w:b/>
-          <w:sz w:val="22"/>
+          <w:color w:val="25282B"/>
+          <w:sz w:val="26"/>
         </w:rPr>
-        <w:t>5. SINIF BİLİŞİM TEKNOLOJİLERİ VE YAZILIM DERSİ GÜNLÜK DERS PLANI</w:t>
-      </w:r>
-    </w:p>
-    <w:p>
-      <w:pPr>
-        <w:pStyle w:val="SectionHead"/>
-        <w:jc w:val="left"/>
-      </w:pPr>
-      <w:r>
-        <w:rPr>
-          <w:color w:val="1F4E78"/>
-        </w:rPr>
-        <w:t>I. BÖLÜM: DERS BİLGİSİ</w:t>
+        <w:t>GÜNLÜK DERS PLANI</w:t>
       </w:r>
     </w:p>
     <w:tbl>
@@ -48,20 +40,12 @@
         <w:jc w:val="center"/>
         <w:tblLayout w:type="fixed"/>
         <w:tblLook w:firstColumn="1" w:firstRow="1" w:lastColumn="0" w:lastRow="0" w:noHBand="0" w:noVBand="1" w:val="04A0"/>
-        <w:tblBorders>
-          <w:top w:val="single" w:sz="5" w:color="7F8C8D"/>
-          <w:left w:val="single" w:sz="5" w:color="7F8C8D"/>
-          <w:bottom w:val="single" w:sz="5" w:color="7F8C8D"/>
-          <w:right w:val="single" w:sz="5" w:color="7F8C8D"/>
-          <w:insideH w:val="single" w:sz="5" w:color="7F8C8D"/>
-          <w:insideV w:val="single" w:sz="5" w:color="7F8C8D"/>
-        </w:tblBorders>
       </w:tblPr>
       <w:tblGrid>
-        <w:gridCol w:w="2636"/>
-        <w:gridCol w:w="2636"/>
-        <w:gridCol w:w="2636"/>
-        <w:gridCol w:w="2636"/>
+        <w:gridCol w:w="1757"/>
+        <w:gridCol w:w="3345"/>
+        <w:gridCol w:w="1927"/>
+        <w:gridCol w:w="3203"/>
       </w:tblGrid>
       <w:tr>
         <w:trPr>
@@ -69,25 +53,369 @@
         </w:trPr>
         <w:tc>
           <w:tcPr>
-            <w:tcW w:type="dxa" w:w="1814"/>
-            <w:vAlign w:val="center"/>
+            <w:tcW w:type="dxa" w:w="1757"/>
+            <w:shd w:fill="F1F2F3"/>
             <w:tcMar>
-              <w:top w:w="55" w:type="dxa"/>
-              <w:start w:w="70" w:type="dxa"/>
-              <w:bottom w:w="55" w:type="dxa"/>
-              <w:end w:w="70" w:type="dxa"/>
+              <w:top w:w="65" w:type="dxa"/>
+              <w:start w:w="85" w:type="dxa"/>
+              <w:bottom w:w="65" w:type="dxa"/>
+              <w:end w:w="85" w:type="dxa"/>
             </w:tcMar>
-            <w:shd w:fill="D9EAF7"/>
+            <w:tcBorders>
+              <w:top w:val="single" w:sz="4" w:color="B7BCC2"/>
+              <w:left w:val="single" w:sz="4" w:color="B7BCC2"/>
+              <w:bottom w:val="single" w:sz="4" w:color="B7BCC2"/>
+              <w:right w:val="single" w:sz="4" w:color="B7BCC2"/>
+            </w:tcBorders>
           </w:tcPr>
           <w:p>
             <w:pPr>
-              <w:spacing w:after="0" w:before="0" w:line="240" w:lineRule="auto"/>
+              <w:spacing w:before="0" w:after="0" w:line="245" w:lineRule="auto"/>
             </w:pPr>
             <w:r/>
             <w:r>
               <w:rPr>
-                <w:rFonts w:ascii="Arial" w:hAnsi="Arial" w:eastAsia="Arial"/>
+                <w:rFonts w:ascii="Arial" w:hAnsi="Arial" w:eastAsia="Arial" w:cs="Arial"/>
                 <w:b/>
+                <w:color w:val="25282B"/>
+                <w:sz w:val="16"/>
+              </w:rPr>
+              <w:t>Okul / Kurum</w:t>
+            </w:r>
+          </w:p>
+        </w:tc>
+        <w:tc>
+          <w:tcPr>
+            <w:tcW w:type="dxa" w:w="3345"/>
+            <w:shd w:fill="FFFFFF"/>
+            <w:tcMar>
+              <w:top w:w="65" w:type="dxa"/>
+              <w:start w:w="85" w:type="dxa"/>
+              <w:bottom w:w="65" w:type="dxa"/>
+              <w:end w:w="85" w:type="dxa"/>
+            </w:tcMar>
+            <w:tcBorders>
+              <w:top w:val="single" w:sz="4" w:color="B7BCC2"/>
+              <w:left w:val="single" w:sz="4" w:color="B7BCC2"/>
+              <w:bottom w:val="single" w:sz="4" w:color="B7BCC2"/>
+              <w:right w:val="single" w:sz="4" w:color="B7BCC2"/>
+            </w:tcBorders>
+          </w:tcPr>
+          <w:p>
+            <w:pPr>
+              <w:spacing w:before="0" w:after="0" w:line="245" w:lineRule="auto"/>
+            </w:pPr>
+            <w:r/>
+            <w:r>
+              <w:rPr>
+                <w:rFonts w:ascii="Arial" w:hAnsi="Arial" w:eastAsia="Arial" w:cs="Arial"/>
+                <w:b w:val="0"/>
+                <w:color w:val="25282B"/>
+                <w:sz w:val="16"/>
+              </w:rPr>
+              <w:t>.......................................................</w:t>
+            </w:r>
+          </w:p>
+        </w:tc>
+        <w:tc>
+          <w:tcPr>
+            <w:tcW w:type="dxa" w:w="1927"/>
+            <w:shd w:fill="F1F2F3"/>
+            <w:tcMar>
+              <w:top w:w="65" w:type="dxa"/>
+              <w:start w:w="85" w:type="dxa"/>
+              <w:bottom w:w="65" w:type="dxa"/>
+              <w:end w:w="85" w:type="dxa"/>
+            </w:tcMar>
+            <w:tcBorders>
+              <w:top w:val="single" w:sz="4" w:color="B7BCC2"/>
+              <w:left w:val="single" w:sz="4" w:color="B7BCC2"/>
+              <w:bottom w:val="single" w:sz="4" w:color="B7BCC2"/>
+              <w:right w:val="single" w:sz="4" w:color="B7BCC2"/>
+            </w:tcBorders>
+          </w:tcPr>
+          <w:p>
+            <w:pPr>
+              <w:spacing w:before="0" w:after="0" w:line="245" w:lineRule="auto"/>
+            </w:pPr>
+            <w:r/>
+            <w:r>
+              <w:rPr>
+                <w:rFonts w:ascii="Arial" w:hAnsi="Arial" w:eastAsia="Arial" w:cs="Arial"/>
+                <w:b/>
+                <w:color w:val="25282B"/>
+                <w:sz w:val="16"/>
+              </w:rPr>
+              <w:t>Öğretmenin Adı Soyadı</w:t>
+            </w:r>
+          </w:p>
+        </w:tc>
+        <w:tc>
+          <w:tcPr>
+            <w:tcW w:type="dxa" w:w="3203"/>
+            <w:shd w:fill="FFFFFF"/>
+            <w:tcMar>
+              <w:top w:w="65" w:type="dxa"/>
+              <w:start w:w="85" w:type="dxa"/>
+              <w:bottom w:w="65" w:type="dxa"/>
+              <w:end w:w="85" w:type="dxa"/>
+            </w:tcMar>
+            <w:tcBorders>
+              <w:top w:val="single" w:sz="4" w:color="B7BCC2"/>
+              <w:left w:val="single" w:sz="4" w:color="B7BCC2"/>
+              <w:bottom w:val="single" w:sz="4" w:color="B7BCC2"/>
+              <w:right w:val="single" w:sz="4" w:color="B7BCC2"/>
+            </w:tcBorders>
+          </w:tcPr>
+          <w:p>
+            <w:pPr>
+              <w:spacing w:before="0" w:after="0" w:line="245" w:lineRule="auto"/>
+            </w:pPr>
+            <w:r/>
+            <w:r>
+              <w:rPr>
+                <w:rFonts w:ascii="Arial" w:hAnsi="Arial" w:eastAsia="Arial" w:cs="Arial"/>
+                <w:b w:val="0"/>
+                <w:color w:val="25282B"/>
+                <w:sz w:val="16"/>
+              </w:rPr>
+              <w:t>.......................................................</w:t>
+            </w:r>
+          </w:p>
+        </w:tc>
+      </w:tr>
+      <w:tr>
+        <w:trPr>
+          <w:cantSplit/>
+        </w:trPr>
+        <w:tc>
+          <w:tcPr>
+            <w:tcW w:type="dxa" w:w="1757"/>
+            <w:shd w:fill="F1F2F3"/>
+            <w:tcMar>
+              <w:top w:w="65" w:type="dxa"/>
+              <w:start w:w="85" w:type="dxa"/>
+              <w:bottom w:w="65" w:type="dxa"/>
+              <w:end w:w="85" w:type="dxa"/>
+            </w:tcMar>
+            <w:tcBorders>
+              <w:top w:val="single" w:sz="4" w:color="B7BCC2"/>
+              <w:left w:val="single" w:sz="4" w:color="B7BCC2"/>
+              <w:bottom w:val="single" w:sz="4" w:color="B7BCC2"/>
+              <w:right w:val="single" w:sz="4" w:color="B7BCC2"/>
+            </w:tcBorders>
+          </w:tcPr>
+          <w:p>
+            <w:pPr>
+              <w:spacing w:before="0" w:after="0" w:line="245" w:lineRule="auto"/>
+            </w:pPr>
+            <w:r/>
+            <w:r>
+              <w:rPr>
+                <w:rFonts w:ascii="Arial" w:hAnsi="Arial" w:eastAsia="Arial" w:cs="Arial"/>
+                <w:b/>
+                <w:color w:val="25282B"/>
+                <w:sz w:val="16"/>
+              </w:rPr>
+              <w:t>Sınıf / Şube</w:t>
+            </w:r>
+          </w:p>
+        </w:tc>
+        <w:tc>
+          <w:tcPr>
+            <w:tcW w:type="dxa" w:w="3345"/>
+            <w:shd w:fill="FFFFFF"/>
+            <w:tcMar>
+              <w:top w:w="65" w:type="dxa"/>
+              <w:start w:w="85" w:type="dxa"/>
+              <w:bottom w:w="65" w:type="dxa"/>
+              <w:end w:w="85" w:type="dxa"/>
+            </w:tcMar>
+            <w:tcBorders>
+              <w:top w:val="single" w:sz="4" w:color="B7BCC2"/>
+              <w:left w:val="single" w:sz="4" w:color="B7BCC2"/>
+              <w:bottom w:val="single" w:sz="4" w:color="B7BCC2"/>
+              <w:right w:val="single" w:sz="4" w:color="B7BCC2"/>
+            </w:tcBorders>
+          </w:tcPr>
+          <w:p>
+            <w:pPr>
+              <w:spacing w:before="0" w:after="0" w:line="245" w:lineRule="auto"/>
+            </w:pPr>
+            <w:r/>
+            <w:r>
+              <w:rPr>
+                <w:rFonts w:ascii="Arial" w:hAnsi="Arial" w:eastAsia="Arial" w:cs="Arial"/>
+                <w:b w:val="0"/>
+                <w:color w:val="25282B"/>
+                <w:sz w:val="16"/>
+              </w:rPr>
+              <w:t>5 / ................</w:t>
+            </w:r>
+          </w:p>
+        </w:tc>
+        <w:tc>
+          <w:tcPr>
+            <w:tcW w:type="dxa" w:w="1927"/>
+            <w:shd w:fill="F1F2F3"/>
+            <w:tcMar>
+              <w:top w:w="65" w:type="dxa"/>
+              <w:start w:w="85" w:type="dxa"/>
+              <w:bottom w:w="65" w:type="dxa"/>
+              <w:end w:w="85" w:type="dxa"/>
+            </w:tcMar>
+            <w:tcBorders>
+              <w:top w:val="single" w:sz="4" w:color="B7BCC2"/>
+              <w:left w:val="single" w:sz="4" w:color="B7BCC2"/>
+              <w:bottom w:val="single" w:sz="4" w:color="B7BCC2"/>
+              <w:right w:val="single" w:sz="4" w:color="B7BCC2"/>
+            </w:tcBorders>
+          </w:tcPr>
+          <w:p>
+            <w:pPr>
+              <w:spacing w:before="0" w:after="0" w:line="245" w:lineRule="auto"/>
+            </w:pPr>
+            <w:r/>
+            <w:r>
+              <w:rPr>
+                <w:rFonts w:ascii="Arial" w:hAnsi="Arial" w:eastAsia="Arial" w:cs="Arial"/>
+                <w:b/>
+                <w:color w:val="25282B"/>
+                <w:sz w:val="16"/>
+              </w:rPr>
+              <w:t>Plan No / Hafta</w:t>
+            </w:r>
+          </w:p>
+        </w:tc>
+        <w:tc>
+          <w:tcPr>
+            <w:tcW w:type="dxa" w:w="3203"/>
+            <w:shd w:fill="FFFFFF"/>
+            <w:tcMar>
+              <w:top w:w="65" w:type="dxa"/>
+              <w:start w:w="85" w:type="dxa"/>
+              <w:bottom w:w="65" w:type="dxa"/>
+              <w:end w:w="85" w:type="dxa"/>
+            </w:tcMar>
+            <w:tcBorders>
+              <w:top w:val="single" w:sz="4" w:color="B7BCC2"/>
+              <w:left w:val="single" w:sz="4" w:color="B7BCC2"/>
+              <w:bottom w:val="single" w:sz="4" w:color="B7BCC2"/>
+              <w:right w:val="single" w:sz="4" w:color="B7BCC2"/>
+            </w:tcBorders>
+          </w:tcPr>
+          <w:p>
+            <w:pPr>
+              <w:spacing w:before="0" w:after="0" w:line="245" w:lineRule="auto"/>
+            </w:pPr>
+            <w:r/>
+            <w:r>
+              <w:rPr>
+                <w:rFonts w:ascii="Arial" w:hAnsi="Arial" w:eastAsia="Arial" w:cs="Arial"/>
+                <w:b w:val="0"/>
+                <w:color w:val="25282B"/>
+                <w:sz w:val="16"/>
+              </w:rPr>
+              <w:t>34 / 34. Hafta</w:t>
+            </w:r>
+          </w:p>
+        </w:tc>
+      </w:tr>
+    </w:tbl>
+    <w:p>
+      <w:pPr>
+        <w:widowControl/>
+        <w:spacing w:after="0"/>
+      </w:pPr>
+    </w:p>
+    <w:tbl>
+      <w:tblPr>
+        <w:tblW w:type="auto" w:w="0"/>
+        <w:jc w:val="center"/>
+        <w:tblLayout w:type="fixed"/>
+        <w:tblLook w:firstColumn="1" w:firstRow="1" w:lastColumn="0" w:lastRow="0" w:noHBand="0" w:noVBand="1" w:val="04A0"/>
+      </w:tblPr>
+      <w:tblGrid>
+        <w:gridCol w:w="10234"/>
+      </w:tblGrid>
+      <w:tr>
+        <w:tc>
+          <w:tcPr>
+            <w:tcW w:type="dxa" w:w="10234"/>
+            <w:shd w:fill="D9D9D9"/>
+            <w:tcMar>
+              <w:top w:w="65" w:type="dxa"/>
+              <w:start w:w="100" w:type="dxa"/>
+              <w:bottom w:w="65" w:type="dxa"/>
+              <w:end w:w="100" w:type="dxa"/>
+            </w:tcMar>
+            <w:tcBorders>
+              <w:top w:val="single" w:sz="5" w:color="8F949A"/>
+              <w:left w:val="single" w:sz="5" w:color="8F949A"/>
+              <w:bottom w:val="single" w:sz="5" w:color="8F949A"/>
+              <w:right w:val="single" w:sz="5" w:color="8F949A"/>
+            </w:tcBorders>
+          </w:tcPr>
+          <w:p>
+            <w:pPr>
+              <w:spacing w:after="0"/>
+            </w:pPr>
+            <w:r>
+              <w:rPr>
+                <w:rFonts w:ascii="Arial" w:hAnsi="Arial" w:eastAsia="Arial" w:cs="Arial"/>
+                <w:b/>
+                <w:color w:val="25282B"/>
+                <w:sz w:val="18"/>
+              </w:rPr>
+              <w:t>I. BÖLÜM: DERS BİLGİSİ</w:t>
+            </w:r>
+          </w:p>
+        </w:tc>
+      </w:tr>
+    </w:tbl>
+    <w:tbl>
+      <w:tblPr>
+        <w:tblW w:type="auto" w:w="0"/>
+        <w:jc w:val="center"/>
+        <w:tblLayout w:type="fixed"/>
+        <w:tblLook w:firstColumn="1" w:firstRow="1" w:lastColumn="0" w:lastRow="0" w:noHBand="0" w:noVBand="1" w:val="04A0"/>
+      </w:tblPr>
+      <w:tblGrid>
+        <w:gridCol w:w="2523"/>
+        <w:gridCol w:w="7711"/>
+      </w:tblGrid>
+      <w:tr>
+        <w:trPr>
+          <w:cantSplit/>
+        </w:trPr>
+        <w:tc>
+          <w:tcPr>
+            <w:tcW w:type="dxa" w:w="2523"/>
+            <w:vAlign w:val="top"/>
+            <w:shd w:fill="F1F2F3"/>
+            <w:tcMar>
+              <w:top w:w="72" w:type="dxa"/>
+              <w:start w:w="95" w:type="dxa"/>
+              <w:bottom w:w="72" w:type="dxa"/>
+              <w:end w:w="95" w:type="dxa"/>
+            </w:tcMar>
+            <w:tcBorders>
+              <w:top w:val="single" w:sz="4" w:color="B7BCC2"/>
+              <w:left w:val="single" w:sz="4" w:color="B7BCC2"/>
+              <w:bottom w:val="single" w:sz="4" w:color="B7BCC2"/>
+              <w:right w:val="single" w:sz="4" w:color="B7BCC2"/>
+            </w:tcBorders>
+          </w:tcPr>
+          <w:p>
+            <w:pPr>
+              <w:spacing w:before="0" w:after="0" w:line="245" w:lineRule="auto"/>
+            </w:pPr>
+            <w:r/>
+            <w:r>
+              <w:rPr>
+                <w:rFonts w:ascii="Arial" w:hAnsi="Arial" w:eastAsia="Arial" w:cs="Arial"/>
+                <w:b/>
+                <w:color w:val="25282B"/>
                 <w:sz w:val="17"/>
               </w:rPr>
               <w:t>Dersin Adı</w:t>
@@ -96,42 +424,71 @@
         </w:tc>
         <w:tc>
           <w:tcPr>
-            <w:tcW w:type="dxa" w:w="3969"/>
-            <w:vAlign w:val="center"/>
+            <w:tcW w:type="dxa" w:w="7711"/>
+            <w:vAlign w:val="top"/>
+            <w:shd w:fill="FFFFFF"/>
             <w:tcMar>
-              <w:top w:w="55" w:type="dxa"/>
-              <w:start w:w="70" w:type="dxa"/>
-              <w:bottom w:w="55" w:type="dxa"/>
-              <w:end w:w="70" w:type="dxa"/>
+              <w:top w:w="72" w:type="dxa"/>
+              <w:start w:w="95" w:type="dxa"/>
+              <w:bottom w:w="72" w:type="dxa"/>
+              <w:end w:w="95" w:type="dxa"/>
             </w:tcMar>
+            <w:tcBorders>
+              <w:top w:val="single" w:sz="4" w:color="B7BCC2"/>
+              <w:left w:val="single" w:sz="4" w:color="B7BCC2"/>
+              <w:bottom w:val="single" w:sz="4" w:color="B7BCC2"/>
+              <w:right w:val="single" w:sz="4" w:color="B7BCC2"/>
+            </w:tcBorders>
           </w:tcPr>
           <w:p>
+            <w:pPr>
+              <w:spacing w:before="0" w:after="0" w:line="245" w:lineRule="auto"/>
+            </w:pPr>
+            <w:r/>
             <w:r>
+              <w:rPr>
+                <w:rFonts w:ascii="Arial" w:hAnsi="Arial" w:eastAsia="Arial" w:cs="Arial"/>
+                <w:b w:val="0"/>
+                <w:color w:val="25282B"/>
+                <w:sz w:val="17"/>
+              </w:rPr>
               <w:t>Bilişim Teknolojileri ve Yazılım</w:t>
             </w:r>
           </w:p>
         </w:tc>
+      </w:tr>
+      <w:tr>
+        <w:trPr>
+          <w:cantSplit/>
+        </w:trPr>
         <w:tc>
           <w:tcPr>
-            <w:tcW w:type="dxa" w:w="1361"/>
-            <w:vAlign w:val="center"/>
+            <w:tcW w:type="dxa" w:w="2523"/>
+            <w:vAlign w:val="top"/>
+            <w:shd w:fill="F1F2F3"/>
             <w:tcMar>
-              <w:top w:w="55" w:type="dxa"/>
-              <w:start w:w="70" w:type="dxa"/>
-              <w:bottom w:w="55" w:type="dxa"/>
-              <w:end w:w="70" w:type="dxa"/>
+              <w:top w:w="72" w:type="dxa"/>
+              <w:start w:w="95" w:type="dxa"/>
+              <w:bottom w:w="72" w:type="dxa"/>
+              <w:end w:w="95" w:type="dxa"/>
             </w:tcMar>
-            <w:shd w:fill="D9EAF7"/>
+            <w:tcBorders>
+              <w:top w:val="single" w:sz="4" w:color="B7BCC2"/>
+              <w:left w:val="single" w:sz="4" w:color="B7BCC2"/>
+              <w:bottom w:val="single" w:sz="4" w:color="B7BCC2"/>
+              <w:right w:val="single" w:sz="4" w:color="B7BCC2"/>
+            </w:tcBorders>
           </w:tcPr>
           <w:p>
             <w:pPr>
-              <w:spacing w:after="0" w:before="0" w:line="240" w:lineRule="auto"/>
+              <w:spacing w:before="0" w:after="0" w:line="245" w:lineRule="auto"/>
             </w:pPr>
             <w:r/>
             <w:r>
               <w:rPr>
-                <w:rFonts w:ascii="Arial" w:hAnsi="Arial" w:eastAsia="Arial"/>
+                <w:rFonts w:ascii="Arial" w:hAnsi="Arial" w:eastAsia="Arial" w:cs="Arial"/>
                 <w:b/>
+                <w:color w:val="25282B"/>
                 <w:sz w:val="17"/>
               </w:rPr>
               <w:t>Tarih / Hafta</w:t>
@@ -140,17 +497,34 @@
         </w:tc>
         <w:tc>
           <w:tcPr>
-            <w:tcW w:type="dxa" w:w="3855"/>
-            <w:vAlign w:val="center"/>
+            <w:tcW w:type="dxa" w:w="7711"/>
+            <w:vAlign w:val="top"/>
+            <w:shd w:fill="FFFFFF"/>
             <w:tcMar>
-              <w:top w:w="55" w:type="dxa"/>
-              <w:start w:w="70" w:type="dxa"/>
-              <w:bottom w:w="55" w:type="dxa"/>
-              <w:end w:w="70" w:type="dxa"/>
+              <w:top w:w="72" w:type="dxa"/>
+              <w:start w:w="95" w:type="dxa"/>
+              <w:bottom w:w="72" w:type="dxa"/>
+              <w:end w:w="95" w:type="dxa"/>
             </w:tcMar>
+            <w:tcBorders>
+              <w:top w:val="single" w:sz="4" w:color="B7BCC2"/>
+              <w:left w:val="single" w:sz="4" w:color="B7BCC2"/>
+              <w:bottom w:val="single" w:sz="4" w:color="B7BCC2"/>
+              <w:right w:val="single" w:sz="4" w:color="B7BCC2"/>
+            </w:tcBorders>
           </w:tcPr>
           <w:p>
+            <w:pPr>
+              <w:spacing w:before="0" w:after="0" w:line="245" w:lineRule="auto"/>
+            </w:pPr>
+            <w:r/>
             <w:r>
+              <w:rPr>
+                <w:rFonts w:ascii="Arial" w:hAnsi="Arial" w:eastAsia="Arial" w:cs="Arial"/>
+                <w:b w:val="0"/>
+                <w:color w:val="25282B"/>
+                <w:sz w:val="17"/>
+              </w:rPr>
               <w:t>31 Mayıs - 04 Haziran 2027 / 34. Hafta</w:t>
             </w:r>
           </w:p>
@@ -162,25 +536,32 @@
         </w:trPr>
         <w:tc>
           <w:tcPr>
-            <w:tcW w:type="dxa" w:w="1814"/>
-            <w:vAlign w:val="center"/>
+            <w:tcW w:type="dxa" w:w="2523"/>
+            <w:vAlign w:val="top"/>
+            <w:shd w:fill="F1F2F3"/>
             <w:tcMar>
-              <w:top w:w="55" w:type="dxa"/>
-              <w:start w:w="70" w:type="dxa"/>
-              <w:bottom w:w="55" w:type="dxa"/>
-              <w:end w:w="70" w:type="dxa"/>
+              <w:top w:w="72" w:type="dxa"/>
+              <w:start w:w="95" w:type="dxa"/>
+              <w:bottom w:w="72" w:type="dxa"/>
+              <w:end w:w="95" w:type="dxa"/>
             </w:tcMar>
-            <w:shd w:fill="D9EAF7"/>
+            <w:tcBorders>
+              <w:top w:val="single" w:sz="4" w:color="B7BCC2"/>
+              <w:left w:val="single" w:sz="4" w:color="B7BCC2"/>
+              <w:bottom w:val="single" w:sz="4" w:color="B7BCC2"/>
+              <w:right w:val="single" w:sz="4" w:color="B7BCC2"/>
+            </w:tcBorders>
           </w:tcPr>
           <w:p>
             <w:pPr>
-              <w:spacing w:after="0" w:before="0" w:line="240" w:lineRule="auto"/>
+              <w:spacing w:before="0" w:after="0" w:line="245" w:lineRule="auto"/>
             </w:pPr>
             <w:r/>
             <w:r>
               <w:rPr>
-                <w:rFonts w:ascii="Arial" w:hAnsi="Arial" w:eastAsia="Arial"/>
+                <w:rFonts w:ascii="Arial" w:hAnsi="Arial" w:eastAsia="Arial" w:cs="Arial"/>
                 <w:b/>
+                <w:color w:val="25282B"/>
                 <w:sz w:val="17"/>
               </w:rPr>
               <w:t>Sınıf</w:t>
@@ -189,42 +570,71 @@
         </w:tc>
         <w:tc>
           <w:tcPr>
-            <w:tcW w:type="dxa" w:w="3969"/>
-            <w:vAlign w:val="center"/>
+            <w:tcW w:type="dxa" w:w="7711"/>
+            <w:vAlign w:val="top"/>
+            <w:shd w:fill="FFFFFF"/>
             <w:tcMar>
-              <w:top w:w="55" w:type="dxa"/>
-              <w:start w:w="70" w:type="dxa"/>
-              <w:bottom w:w="55" w:type="dxa"/>
-              <w:end w:w="70" w:type="dxa"/>
+              <w:top w:w="72" w:type="dxa"/>
+              <w:start w:w="95" w:type="dxa"/>
+              <w:bottom w:w="72" w:type="dxa"/>
+              <w:end w:w="95" w:type="dxa"/>
             </w:tcMar>
+            <w:tcBorders>
+              <w:top w:val="single" w:sz="4" w:color="B7BCC2"/>
+              <w:left w:val="single" w:sz="4" w:color="B7BCC2"/>
+              <w:bottom w:val="single" w:sz="4" w:color="B7BCC2"/>
+              <w:right w:val="single" w:sz="4" w:color="B7BCC2"/>
+            </w:tcBorders>
           </w:tcPr>
           <w:p>
+            <w:pPr>
+              <w:spacing w:before="0" w:after="0" w:line="245" w:lineRule="auto"/>
+            </w:pPr>
+            <w:r/>
             <w:r>
+              <w:rPr>
+                <w:rFonts w:ascii="Arial" w:hAnsi="Arial" w:eastAsia="Arial" w:cs="Arial"/>
+                <w:b w:val="0"/>
+                <w:color w:val="25282B"/>
+                <w:sz w:val="17"/>
+              </w:rPr>
               <w:t>5. Sınıf</w:t>
             </w:r>
           </w:p>
         </w:tc>
+      </w:tr>
+      <w:tr>
+        <w:trPr>
+          <w:cantSplit/>
+        </w:trPr>
         <w:tc>
           <w:tcPr>
-            <w:tcW w:type="dxa" w:w="1361"/>
-            <w:vAlign w:val="center"/>
+            <w:tcW w:type="dxa" w:w="2523"/>
+            <w:vAlign w:val="top"/>
+            <w:shd w:fill="F1F2F3"/>
             <w:tcMar>
-              <w:top w:w="55" w:type="dxa"/>
-              <w:start w:w="70" w:type="dxa"/>
-              <w:bottom w:w="55" w:type="dxa"/>
-              <w:end w:w="70" w:type="dxa"/>
+              <w:top w:w="72" w:type="dxa"/>
+              <w:start w:w="95" w:type="dxa"/>
+              <w:bottom w:w="72" w:type="dxa"/>
+              <w:end w:w="95" w:type="dxa"/>
             </w:tcMar>
-            <w:shd w:fill="D9EAF7"/>
+            <w:tcBorders>
+              <w:top w:val="single" w:sz="4" w:color="B7BCC2"/>
+              <w:left w:val="single" w:sz="4" w:color="B7BCC2"/>
+              <w:bottom w:val="single" w:sz="4" w:color="B7BCC2"/>
+              <w:right w:val="single" w:sz="4" w:color="B7BCC2"/>
+            </w:tcBorders>
           </w:tcPr>
           <w:p>
             <w:pPr>
-              <w:spacing w:after="0" w:before="0" w:line="240" w:lineRule="auto"/>
+              <w:spacing w:before="0" w:after="0" w:line="245" w:lineRule="auto"/>
             </w:pPr>
             <w:r/>
             <w:r>
               <w:rPr>
-                <w:rFonts w:ascii="Arial" w:hAnsi="Arial" w:eastAsia="Arial"/>
+                <w:rFonts w:ascii="Arial" w:hAnsi="Arial" w:eastAsia="Arial" w:cs="Arial"/>
                 <w:b/>
+                <w:color w:val="25282B"/>
                 <w:sz w:val="17"/>
               </w:rPr>
               <w:t>Süre</w:t>
@@ -233,24 +643,33 @@
         </w:tc>
         <w:tc>
           <w:tcPr>
-            <w:tcW w:type="dxa" w:w="3855"/>
-            <w:vAlign w:val="center"/>
+            <w:tcW w:type="dxa" w:w="7711"/>
+            <w:vAlign w:val="top"/>
+            <w:shd w:fill="FFFFFF"/>
             <w:tcMar>
-              <w:top w:w="55" w:type="dxa"/>
-              <w:start w:w="70" w:type="dxa"/>
-              <w:bottom w:w="55" w:type="dxa"/>
-              <w:end w:w="70" w:type="dxa"/>
+              <w:top w:w="72" w:type="dxa"/>
+              <w:start w:w="95" w:type="dxa"/>
+              <w:bottom w:w="72" w:type="dxa"/>
+              <w:end w:w="95" w:type="dxa"/>
             </w:tcMar>
+            <w:tcBorders>
+              <w:top w:val="single" w:sz="4" w:color="B7BCC2"/>
+              <w:left w:val="single" w:sz="4" w:color="B7BCC2"/>
+              <w:bottom w:val="single" w:sz="4" w:color="B7BCC2"/>
+              <w:right w:val="single" w:sz="4" w:color="B7BCC2"/>
+            </w:tcBorders>
           </w:tcPr>
           <w:p>
             <w:pPr>
-              <w:spacing w:before="0" w:after="0" w:line="240" w:lineRule="auto"/>
+              <w:spacing w:before="0" w:after="0" w:line="245" w:lineRule="auto"/>
             </w:pPr>
             <w:r/>
             <w:r>
               <w:rPr>
-                <w:rFonts w:ascii="Arial" w:hAnsi="Arial"/>
-                <w:sz w:val="16"/>
+                <w:rFonts w:ascii="Arial" w:hAnsi="Arial" w:eastAsia="Arial" w:cs="Arial"/>
+                <w:b w:val="0"/>
+                <w:color w:val="25282B"/>
+                <w:sz w:val="17"/>
               </w:rPr>
               <w:t>2 ders saati (80 dakika)</w:t>
             </w:r>
@@ -263,25 +682,32 @@
         </w:trPr>
         <w:tc>
           <w:tcPr>
-            <w:tcW w:type="dxa" w:w="1814"/>
-            <w:vAlign w:val="center"/>
+            <w:tcW w:type="dxa" w:w="2523"/>
+            <w:vAlign w:val="top"/>
+            <w:shd w:fill="F1F2F3"/>
             <w:tcMar>
-              <w:top w:w="55" w:type="dxa"/>
-              <w:start w:w="70" w:type="dxa"/>
-              <w:bottom w:w="55" w:type="dxa"/>
-              <w:end w:w="70" w:type="dxa"/>
+              <w:top w:w="72" w:type="dxa"/>
+              <w:start w:w="95" w:type="dxa"/>
+              <w:bottom w:w="72" w:type="dxa"/>
+              <w:end w:w="95" w:type="dxa"/>
             </w:tcMar>
-            <w:shd w:fill="D9EAF7"/>
+            <w:tcBorders>
+              <w:top w:val="single" w:sz="4" w:color="B7BCC2"/>
+              <w:left w:val="single" w:sz="4" w:color="B7BCC2"/>
+              <w:bottom w:val="single" w:sz="4" w:color="B7BCC2"/>
+              <w:right w:val="single" w:sz="4" w:color="B7BCC2"/>
+            </w:tcBorders>
           </w:tcPr>
           <w:p>
             <w:pPr>
-              <w:spacing w:after="0" w:before="0" w:line="240" w:lineRule="auto"/>
+              <w:spacing w:before="0" w:after="0" w:line="245" w:lineRule="auto"/>
             </w:pPr>
             <w:r/>
             <w:r>
               <w:rPr>
-                <w:rFonts w:ascii="Arial" w:hAnsi="Arial" w:eastAsia="Arial"/>
+                <w:rFonts w:ascii="Arial" w:hAnsi="Arial" w:eastAsia="Arial" w:cs="Arial"/>
                 <w:b/>
+                <w:color w:val="25282B"/>
                 <w:sz w:val="17"/>
               </w:rPr>
               <w:t>Tema / Ünite</w:t>
@@ -290,25 +716,33 @@
         </w:tc>
         <w:tc>
           <w:tcPr>
-            <w:tcW w:type="dxa" w:w="9185"/>
-            <w:vAlign w:val="center"/>
-            <w:gridSpan w:val="3"/>
+            <w:tcW w:type="dxa" w:w="7711"/>
+            <w:vAlign w:val="top"/>
+            <w:shd w:fill="FFFFFF"/>
             <w:tcMar>
-              <w:top w:w="55" w:type="dxa"/>
-              <w:start w:w="70" w:type="dxa"/>
-              <w:bottom w:w="55" w:type="dxa"/>
-              <w:end w:w="70" w:type="dxa"/>
+              <w:top w:w="72" w:type="dxa"/>
+              <w:start w:w="95" w:type="dxa"/>
+              <w:bottom w:w="72" w:type="dxa"/>
+              <w:end w:w="95" w:type="dxa"/>
             </w:tcMar>
+            <w:tcBorders>
+              <w:top w:val="single" w:sz="4" w:color="B7BCC2"/>
+              <w:left w:val="single" w:sz="4" w:color="B7BCC2"/>
+              <w:bottom w:val="single" w:sz="4" w:color="B7BCC2"/>
+              <w:right w:val="single" w:sz="4" w:color="B7BCC2"/>
+            </w:tcBorders>
           </w:tcPr>
           <w:p>
             <w:pPr>
-              <w:spacing w:before="0" w:after="0" w:line="240" w:lineRule="auto"/>
+              <w:spacing w:before="0" w:after="0" w:line="245" w:lineRule="auto"/>
             </w:pPr>
             <w:r/>
             <w:r>
               <w:rPr>
-                <w:rFonts w:ascii="Arial" w:hAnsi="Arial"/>
-                <w:sz w:val="16"/>
+                <w:rFonts w:ascii="Arial" w:hAnsi="Arial" w:eastAsia="Arial" w:cs="Arial"/>
+                <w:b w:val="0"/>
+                <w:color w:val="25282B"/>
+                <w:sz w:val="17"/>
               </w:rPr>
               <w:t>Yazılım Tasarımı ve Programlama</w:t>
             </w:r>
@@ -321,25 +755,32 @@
         </w:trPr>
         <w:tc>
           <w:tcPr>
-            <w:tcW w:type="dxa" w:w="1814"/>
-            <w:vAlign w:val="center"/>
+            <w:tcW w:type="dxa" w:w="2523"/>
+            <w:vAlign w:val="top"/>
+            <w:shd w:fill="F1F2F3"/>
             <w:tcMar>
-              <w:top w:w="55" w:type="dxa"/>
-              <w:start w:w="70" w:type="dxa"/>
-              <w:bottom w:w="55" w:type="dxa"/>
-              <w:end w:w="70" w:type="dxa"/>
+              <w:top w:w="72" w:type="dxa"/>
+              <w:start w:w="95" w:type="dxa"/>
+              <w:bottom w:w="72" w:type="dxa"/>
+              <w:end w:w="95" w:type="dxa"/>
             </w:tcMar>
-            <w:shd w:fill="D9EAF7"/>
+            <w:tcBorders>
+              <w:top w:val="single" w:sz="4" w:color="B7BCC2"/>
+              <w:left w:val="single" w:sz="4" w:color="B7BCC2"/>
+              <w:bottom w:val="single" w:sz="4" w:color="B7BCC2"/>
+              <w:right w:val="single" w:sz="4" w:color="B7BCC2"/>
+            </w:tcBorders>
           </w:tcPr>
           <w:p>
             <w:pPr>
-              <w:spacing w:after="0" w:before="0" w:line="240" w:lineRule="auto"/>
+              <w:spacing w:before="0" w:after="0" w:line="245" w:lineRule="auto"/>
             </w:pPr>
             <w:r/>
             <w:r>
               <w:rPr>
-                <w:rFonts w:ascii="Arial" w:hAnsi="Arial" w:eastAsia="Arial"/>
+                <w:rFonts w:ascii="Arial" w:hAnsi="Arial" w:eastAsia="Arial" w:cs="Arial"/>
                 <w:b/>
+                <w:color w:val="25282B"/>
                 <w:sz w:val="17"/>
               </w:rPr>
               <w:t>İçerik Çerçevesi (Konu)</w:t>
@@ -348,25 +789,33 @@
         </w:tc>
         <w:tc>
           <w:tcPr>
-            <w:tcW w:type="dxa" w:w="9185"/>
-            <w:vAlign w:val="center"/>
-            <w:gridSpan w:val="3"/>
+            <w:tcW w:type="dxa" w:w="7711"/>
+            <w:vAlign w:val="top"/>
+            <w:shd w:fill="FFFFFF"/>
             <w:tcMar>
-              <w:top w:w="55" w:type="dxa"/>
-              <w:start w:w="70" w:type="dxa"/>
-              <w:bottom w:w="55" w:type="dxa"/>
-              <w:end w:w="70" w:type="dxa"/>
+              <w:top w:w="72" w:type="dxa"/>
+              <w:start w:w="95" w:type="dxa"/>
+              <w:bottom w:w="72" w:type="dxa"/>
+              <w:end w:w="95" w:type="dxa"/>
             </w:tcMar>
+            <w:tcBorders>
+              <w:top w:val="single" w:sz="4" w:color="B7BCC2"/>
+              <w:left w:val="single" w:sz="4" w:color="B7BCC2"/>
+              <w:bottom w:val="single" w:sz="4" w:color="B7BCC2"/>
+              <w:right w:val="single" w:sz="4" w:color="B7BCC2"/>
+            </w:tcBorders>
           </w:tcPr>
           <w:p>
             <w:pPr>
-              <w:spacing w:before="0" w:after="0" w:line="240" w:lineRule="auto"/>
+              <w:spacing w:before="0" w:after="0" w:line="245" w:lineRule="auto"/>
             </w:pPr>
             <w:r/>
             <w:r>
               <w:rPr>
-                <w:rFonts w:ascii="Arial" w:hAnsi="Arial"/>
-                <w:sz w:val="16"/>
+                <w:rFonts w:ascii="Arial" w:hAnsi="Arial" w:eastAsia="Arial" w:cs="Arial"/>
+                <w:b w:val="0"/>
+                <w:color w:val="25282B"/>
+                <w:sz w:val="17"/>
               </w:rPr>
               <w:t>Blok Tabanlı Ortamda Yazılım Geliştirme</w:t>
             </w:r>
@@ -379,25 +828,32 @@
         </w:trPr>
         <w:tc>
           <w:tcPr>
-            <w:tcW w:type="dxa" w:w="1814"/>
-            <w:vAlign w:val="center"/>
+            <w:tcW w:type="dxa" w:w="2523"/>
+            <w:vAlign w:val="top"/>
+            <w:shd w:fill="F1F2F3"/>
             <w:tcMar>
-              <w:top w:w="55" w:type="dxa"/>
-              <w:start w:w="70" w:type="dxa"/>
-              <w:bottom w:w="55" w:type="dxa"/>
-              <w:end w:w="70" w:type="dxa"/>
+              <w:top w:w="72" w:type="dxa"/>
+              <w:start w:w="95" w:type="dxa"/>
+              <w:bottom w:w="72" w:type="dxa"/>
+              <w:end w:w="95" w:type="dxa"/>
             </w:tcMar>
-            <w:shd w:fill="D9EAF7"/>
+            <w:tcBorders>
+              <w:top w:val="single" w:sz="4" w:color="B7BCC2"/>
+              <w:left w:val="single" w:sz="4" w:color="B7BCC2"/>
+              <w:bottom w:val="single" w:sz="4" w:color="B7BCC2"/>
+              <w:right w:val="single" w:sz="4" w:color="B7BCC2"/>
+            </w:tcBorders>
           </w:tcPr>
           <w:p>
             <w:pPr>
-              <w:spacing w:after="0" w:before="0" w:line="240" w:lineRule="auto"/>
+              <w:spacing w:before="0" w:after="0" w:line="245" w:lineRule="auto"/>
             </w:pPr>
             <w:r/>
             <w:r>
               <w:rPr>
-                <w:rFonts w:ascii="Arial" w:hAnsi="Arial" w:eastAsia="Arial"/>
+                <w:rFonts w:ascii="Arial" w:hAnsi="Arial" w:eastAsia="Arial" w:cs="Arial"/>
                 <w:b/>
+                <w:color w:val="25282B"/>
                 <w:sz w:val="17"/>
               </w:rPr>
               <w:t>Alan Becerileri</w:t>
@@ -406,25 +862,33 @@
         </w:tc>
         <w:tc>
           <w:tcPr>
-            <w:tcW w:type="dxa" w:w="9185"/>
-            <w:vAlign w:val="center"/>
-            <w:gridSpan w:val="3"/>
+            <w:tcW w:type="dxa" w:w="7711"/>
+            <w:vAlign w:val="top"/>
+            <w:shd w:fill="FFFFFF"/>
             <w:tcMar>
-              <w:top w:w="55" w:type="dxa"/>
-              <w:start w:w="70" w:type="dxa"/>
-              <w:bottom w:w="55" w:type="dxa"/>
-              <w:end w:w="70" w:type="dxa"/>
+              <w:top w:w="72" w:type="dxa"/>
+              <w:start w:w="95" w:type="dxa"/>
+              <w:bottom w:w="72" w:type="dxa"/>
+              <w:end w:w="95" w:type="dxa"/>
             </w:tcMar>
+            <w:tcBorders>
+              <w:top w:val="single" w:sz="4" w:color="B7BCC2"/>
+              <w:left w:val="single" w:sz="4" w:color="B7BCC2"/>
+              <w:bottom w:val="single" w:sz="4" w:color="B7BCC2"/>
+              <w:right w:val="single" w:sz="4" w:color="B7BCC2"/>
+            </w:tcBorders>
           </w:tcPr>
           <w:p>
             <w:pPr>
-              <w:spacing w:before="0" w:after="0" w:line="240" w:lineRule="auto"/>
+              <w:spacing w:before="0" w:after="0" w:line="245" w:lineRule="auto"/>
             </w:pPr>
             <w:r/>
             <w:r>
               <w:rPr>
-                <w:rFonts w:ascii="Arial" w:hAnsi="Arial"/>
-                <w:sz w:val="16"/>
+                <w:rFonts w:ascii="Arial" w:hAnsi="Arial" w:eastAsia="Arial" w:cs="Arial"/>
+                <w:b w:val="0"/>
+                <w:color w:val="25282B"/>
+                <w:sz w:val="17"/>
               </w:rPr>
               <w:t>BTYAB2. Bilgi İşlemsel Düşünme, BTYAB3. Yazılım Geliştirme</w:t>
             </w:r>
@@ -437,25 +901,32 @@
         </w:trPr>
         <w:tc>
           <w:tcPr>
-            <w:tcW w:type="dxa" w:w="1814"/>
-            <w:vAlign w:val="center"/>
+            <w:tcW w:type="dxa" w:w="2523"/>
+            <w:vAlign w:val="top"/>
+            <w:shd w:fill="F1F2F3"/>
             <w:tcMar>
-              <w:top w:w="55" w:type="dxa"/>
-              <w:start w:w="70" w:type="dxa"/>
-              <w:bottom w:w="55" w:type="dxa"/>
-              <w:end w:w="70" w:type="dxa"/>
+              <w:top w:w="72" w:type="dxa"/>
+              <w:start w:w="95" w:type="dxa"/>
+              <w:bottom w:w="72" w:type="dxa"/>
+              <w:end w:w="95" w:type="dxa"/>
             </w:tcMar>
-            <w:shd w:fill="D9EAF7"/>
+            <w:tcBorders>
+              <w:top w:val="single" w:sz="4" w:color="B7BCC2"/>
+              <w:left w:val="single" w:sz="4" w:color="B7BCC2"/>
+              <w:bottom w:val="single" w:sz="4" w:color="B7BCC2"/>
+              <w:right w:val="single" w:sz="4" w:color="B7BCC2"/>
+            </w:tcBorders>
           </w:tcPr>
           <w:p>
             <w:pPr>
-              <w:spacing w:after="0" w:before="0" w:line="240" w:lineRule="auto"/>
+              <w:spacing w:before="0" w:after="0" w:line="245" w:lineRule="auto"/>
             </w:pPr>
             <w:r/>
             <w:r>
               <w:rPr>
-                <w:rFonts w:ascii="Arial" w:hAnsi="Arial" w:eastAsia="Arial"/>
+                <w:rFonts w:ascii="Arial" w:hAnsi="Arial" w:eastAsia="Arial" w:cs="Arial"/>
                 <w:b/>
+                <w:color w:val="25282B"/>
                 <w:sz w:val="17"/>
               </w:rPr>
               <w:t>Kavramsal Beceriler</w:t>
@@ -464,25 +935,33 @@
         </w:tc>
         <w:tc>
           <w:tcPr>
-            <w:tcW w:type="dxa" w:w="9185"/>
-            <w:vAlign w:val="center"/>
-            <w:gridSpan w:val="3"/>
+            <w:tcW w:type="dxa" w:w="7711"/>
+            <w:vAlign w:val="top"/>
+            <w:shd w:fill="FFFFFF"/>
             <w:tcMar>
-              <w:top w:w="55" w:type="dxa"/>
-              <w:start w:w="70" w:type="dxa"/>
-              <w:bottom w:w="55" w:type="dxa"/>
-              <w:end w:w="70" w:type="dxa"/>
+              <w:top w:w="72" w:type="dxa"/>
+              <w:start w:w="95" w:type="dxa"/>
+              <w:bottom w:w="72" w:type="dxa"/>
+              <w:end w:w="95" w:type="dxa"/>
             </w:tcMar>
+            <w:tcBorders>
+              <w:top w:val="single" w:sz="4" w:color="B7BCC2"/>
+              <w:left w:val="single" w:sz="4" w:color="B7BCC2"/>
+              <w:bottom w:val="single" w:sz="4" w:color="B7BCC2"/>
+              <w:right w:val="single" w:sz="4" w:color="B7BCC2"/>
+            </w:tcBorders>
           </w:tcPr>
           <w:p>
             <w:pPr>
-              <w:spacing w:before="0" w:after="0" w:line="240" w:lineRule="auto"/>
+              <w:spacing w:before="0" w:after="0" w:line="245" w:lineRule="auto"/>
             </w:pPr>
             <w:r/>
             <w:r>
               <w:rPr>
-                <w:rFonts w:ascii="Arial" w:hAnsi="Arial"/>
-                <w:sz w:val="16"/>
+                <w:rFonts w:ascii="Arial" w:hAnsi="Arial" w:eastAsia="Arial" w:cs="Arial"/>
+                <w:b w:val="0"/>
+                <w:color w:val="25282B"/>
+                <w:sz w:val="17"/>
               </w:rPr>
               <w:t>—</w:t>
             </w:r>
@@ -495,25 +974,32 @@
         </w:trPr>
         <w:tc>
           <w:tcPr>
-            <w:tcW w:type="dxa" w:w="1814"/>
-            <w:vAlign w:val="center"/>
+            <w:tcW w:type="dxa" w:w="2523"/>
+            <w:vAlign w:val="top"/>
+            <w:shd w:fill="F1F2F3"/>
             <w:tcMar>
-              <w:top w:w="55" w:type="dxa"/>
-              <w:start w:w="70" w:type="dxa"/>
-              <w:bottom w:w="55" w:type="dxa"/>
-              <w:end w:w="70" w:type="dxa"/>
+              <w:top w:w="72" w:type="dxa"/>
+              <w:start w:w="95" w:type="dxa"/>
+              <w:bottom w:w="72" w:type="dxa"/>
+              <w:end w:w="95" w:type="dxa"/>
             </w:tcMar>
-            <w:shd w:fill="D9EAF7"/>
+            <w:tcBorders>
+              <w:top w:val="single" w:sz="4" w:color="B7BCC2"/>
+              <w:left w:val="single" w:sz="4" w:color="B7BCC2"/>
+              <w:bottom w:val="single" w:sz="4" w:color="B7BCC2"/>
+              <w:right w:val="single" w:sz="4" w:color="B7BCC2"/>
+            </w:tcBorders>
           </w:tcPr>
           <w:p>
             <w:pPr>
-              <w:spacing w:after="0" w:before="0" w:line="240" w:lineRule="auto"/>
+              <w:spacing w:before="0" w:after="0" w:line="245" w:lineRule="auto"/>
             </w:pPr>
             <w:r/>
             <w:r>
               <w:rPr>
-                <w:rFonts w:ascii="Arial" w:hAnsi="Arial" w:eastAsia="Arial"/>
+                <w:rFonts w:ascii="Arial" w:hAnsi="Arial" w:eastAsia="Arial" w:cs="Arial"/>
                 <w:b/>
+                <w:color w:val="25282B"/>
                 <w:sz w:val="17"/>
               </w:rPr>
               <w:t>Eğilimler</w:t>
@@ -522,25 +1008,33 @@
         </w:tc>
         <w:tc>
           <w:tcPr>
-            <w:tcW w:type="dxa" w:w="9185"/>
-            <w:vAlign w:val="center"/>
-            <w:gridSpan w:val="3"/>
+            <w:tcW w:type="dxa" w:w="7711"/>
+            <w:vAlign w:val="top"/>
+            <w:shd w:fill="FFFFFF"/>
             <w:tcMar>
-              <w:top w:w="55" w:type="dxa"/>
-              <w:start w:w="70" w:type="dxa"/>
-              <w:bottom w:w="55" w:type="dxa"/>
-              <w:end w:w="70" w:type="dxa"/>
+              <w:top w:w="72" w:type="dxa"/>
+              <w:start w:w="95" w:type="dxa"/>
+              <w:bottom w:w="72" w:type="dxa"/>
+              <w:end w:w="95" w:type="dxa"/>
             </w:tcMar>
+            <w:tcBorders>
+              <w:top w:val="single" w:sz="4" w:color="B7BCC2"/>
+              <w:left w:val="single" w:sz="4" w:color="B7BCC2"/>
+              <w:bottom w:val="single" w:sz="4" w:color="B7BCC2"/>
+              <w:right w:val="single" w:sz="4" w:color="B7BCC2"/>
+            </w:tcBorders>
           </w:tcPr>
           <w:p>
             <w:pPr>
-              <w:spacing w:before="0" w:after="0" w:line="240" w:lineRule="auto"/>
+              <w:spacing w:before="0" w:after="0" w:line="245" w:lineRule="auto"/>
             </w:pPr>
             <w:r/>
             <w:r>
               <w:rPr>
-                <w:rFonts w:ascii="Arial" w:hAnsi="Arial"/>
-                <w:sz w:val="16"/>
+                <w:rFonts w:ascii="Arial" w:hAnsi="Arial" w:eastAsia="Arial" w:cs="Arial"/>
+                <w:b w:val="0"/>
+                <w:color w:val="25282B"/>
+                <w:sz w:val="17"/>
               </w:rPr>
               <w:t>E1.2. Bağımsızlık, E1.4. Kendine İnanma (Öz Yeterlilik), E2.5. Oyunseverlik, E3.3. Yaratıcılık, E3.6. Analitiklik, E3.7. Sistematiklik, E3.8. Soru Sorma, E3.10. Eleştirel Bakma</w:t>
             </w:r>
@@ -553,25 +1047,32 @@
         </w:trPr>
         <w:tc>
           <w:tcPr>
-            <w:tcW w:type="dxa" w:w="1814"/>
-            <w:vAlign w:val="center"/>
+            <w:tcW w:type="dxa" w:w="2523"/>
+            <w:vAlign w:val="top"/>
+            <w:shd w:fill="F1F2F3"/>
             <w:tcMar>
-              <w:top w:w="55" w:type="dxa"/>
-              <w:start w:w="70" w:type="dxa"/>
-              <w:bottom w:w="55" w:type="dxa"/>
-              <w:end w:w="70" w:type="dxa"/>
+              <w:top w:w="72" w:type="dxa"/>
+              <w:start w:w="95" w:type="dxa"/>
+              <w:bottom w:w="72" w:type="dxa"/>
+              <w:end w:w="95" w:type="dxa"/>
             </w:tcMar>
-            <w:shd w:fill="D9EAF7"/>
+            <w:tcBorders>
+              <w:top w:val="single" w:sz="4" w:color="B7BCC2"/>
+              <w:left w:val="single" w:sz="4" w:color="B7BCC2"/>
+              <w:bottom w:val="single" w:sz="4" w:color="B7BCC2"/>
+              <w:right w:val="single" w:sz="4" w:color="B7BCC2"/>
+            </w:tcBorders>
           </w:tcPr>
           <w:p>
             <w:pPr>
-              <w:spacing w:after="0" w:before="0" w:line="240" w:lineRule="auto"/>
+              <w:spacing w:before="0" w:after="0" w:line="245" w:lineRule="auto"/>
             </w:pPr>
             <w:r/>
             <w:r>
               <w:rPr>
-                <w:rFonts w:ascii="Arial" w:hAnsi="Arial" w:eastAsia="Arial"/>
+                <w:rFonts w:ascii="Arial" w:hAnsi="Arial" w:eastAsia="Arial" w:cs="Arial"/>
                 <w:b/>
+                <w:color w:val="25282B"/>
                 <w:sz w:val="17"/>
               </w:rPr>
               <w:t>Anahtar Kavramlar</w:t>
@@ -580,26 +1081,33 @@
         </w:tc>
         <w:tc>
           <w:tcPr>
-            <w:tcW w:type="dxa" w:w="9185"/>
-            <w:vAlign w:val="center"/>
-            <w:gridSpan w:val="3"/>
+            <w:tcW w:type="dxa" w:w="7711"/>
+            <w:vAlign w:val="top"/>
+            <w:shd w:fill="FFFFFF"/>
             <w:tcMar>
-              <w:top w:w="55" w:type="dxa"/>
-              <w:start w:w="70" w:type="dxa"/>
-              <w:bottom w:w="55" w:type="dxa"/>
-              <w:end w:w="70" w:type="dxa"/>
+              <w:top w:w="72" w:type="dxa"/>
+              <w:start w:w="95" w:type="dxa"/>
+              <w:bottom w:w="72" w:type="dxa"/>
+              <w:end w:w="95" w:type="dxa"/>
             </w:tcMar>
+            <w:tcBorders>
+              <w:top w:val="single" w:sz="4" w:color="B7BCC2"/>
+              <w:left w:val="single" w:sz="4" w:color="B7BCC2"/>
+              <w:bottom w:val="single" w:sz="4" w:color="B7BCC2"/>
+              <w:right w:val="single" w:sz="4" w:color="B7BCC2"/>
+            </w:tcBorders>
           </w:tcPr>
           <w:p>
             <w:pPr>
-              <w:spacing w:before="0" w:after="0" w:line="240" w:lineRule="auto"/>
+              <w:spacing w:before="0" w:after="0" w:line="245" w:lineRule="auto"/>
             </w:pPr>
             <w:r/>
             <w:r>
               <w:rPr>
-                <w:rFonts w:ascii="Arial" w:hAnsi="Arial"/>
+                <w:rFonts w:ascii="Arial" w:hAnsi="Arial" w:eastAsia="Arial" w:cs="Arial"/>
                 <w:b w:val="0"/>
-                <w:sz w:val="16"/>
+                <w:color w:val="25282B"/>
+                <w:sz w:val="17"/>
               </w:rPr>
               <w:t>iyileştirme, kullanıcı deneyimi, işlevsellik, görsel açıklık, test, sürüm</w:t>
             </w:r>
@@ -612,25 +1120,32 @@
         </w:trPr>
         <w:tc>
           <w:tcPr>
-            <w:tcW w:type="dxa" w:w="1814"/>
-            <w:vAlign w:val="center"/>
+            <w:tcW w:type="dxa" w:w="2523"/>
+            <w:vAlign w:val="top"/>
+            <w:shd w:fill="F1F2F3"/>
             <w:tcMar>
-              <w:top w:w="55" w:type="dxa"/>
-              <w:start w:w="70" w:type="dxa"/>
-              <w:bottom w:w="55" w:type="dxa"/>
-              <w:end w:w="70" w:type="dxa"/>
+              <w:top w:w="72" w:type="dxa"/>
+              <w:start w:w="95" w:type="dxa"/>
+              <w:bottom w:w="72" w:type="dxa"/>
+              <w:end w:w="95" w:type="dxa"/>
             </w:tcMar>
-            <w:shd w:fill="D9EAF7"/>
+            <w:tcBorders>
+              <w:top w:val="single" w:sz="4" w:color="B7BCC2"/>
+              <w:left w:val="single" w:sz="4" w:color="B7BCC2"/>
+              <w:bottom w:val="single" w:sz="4" w:color="B7BCC2"/>
+              <w:right w:val="single" w:sz="4" w:color="B7BCC2"/>
+            </w:tcBorders>
           </w:tcPr>
           <w:p>
             <w:pPr>
-              <w:spacing w:after="0" w:before="0" w:line="240" w:lineRule="auto"/>
+              <w:spacing w:before="0" w:after="0" w:line="245" w:lineRule="auto"/>
             </w:pPr>
             <w:r/>
             <w:r>
               <w:rPr>
-                <w:rFonts w:ascii="Arial" w:hAnsi="Arial" w:eastAsia="Arial"/>
+                <w:rFonts w:ascii="Arial" w:hAnsi="Arial" w:eastAsia="Arial" w:cs="Arial"/>
                 <w:b/>
+                <w:color w:val="25282B"/>
                 <w:sz w:val="17"/>
               </w:rPr>
               <w:t>Öğrenme Çıktısı ve</w:t>
@@ -641,73 +1156,89 @@
         </w:tc>
         <w:tc>
           <w:tcPr>
-            <w:tcW w:type="dxa" w:w="9185"/>
-            <w:vAlign w:val="center"/>
-            <w:gridSpan w:val="3"/>
+            <w:tcW w:type="dxa" w:w="7711"/>
+            <w:vAlign w:val="top"/>
+            <w:shd w:fill="FFFFFF"/>
             <w:tcMar>
-              <w:top w:w="55" w:type="dxa"/>
-              <w:start w:w="70" w:type="dxa"/>
-              <w:bottom w:w="55" w:type="dxa"/>
-              <w:end w:w="70" w:type="dxa"/>
+              <w:top w:w="72" w:type="dxa"/>
+              <w:start w:w="95" w:type="dxa"/>
+              <w:bottom w:w="72" w:type="dxa"/>
+              <w:end w:w="95" w:type="dxa"/>
             </w:tcMar>
+            <w:tcBorders>
+              <w:top w:val="single" w:sz="4" w:color="B7BCC2"/>
+              <w:left w:val="single" w:sz="4" w:color="B7BCC2"/>
+              <w:bottom w:val="single" w:sz="4" w:color="B7BCC2"/>
+              <w:right w:val="single" w:sz="4" w:color="B7BCC2"/>
+            </w:tcBorders>
           </w:tcPr>
           <w:p>
             <w:pPr>
-              <w:spacing w:before="0" w:after="0" w:line="240" w:lineRule="auto"/>
+              <w:spacing w:before="0" w:after="22" w:line="245" w:lineRule="auto"/>
             </w:pPr>
             <w:r/>
             <w:r>
               <w:rPr>
-                <w:rFonts w:ascii="Arial" w:hAnsi="Arial"/>
-                <w:sz w:val="16"/>
+                <w:rFonts w:ascii="Arial" w:hAnsi="Arial" w:eastAsia="Arial" w:cs="Arial"/>
+                <w:b/>
+                <w:color w:val="25282B"/>
+                <w:sz w:val="17"/>
               </w:rPr>
               <w:t>BTY.5.6.4. Blok tabanlı ortamda yazılım geliştirme sürecini yönetebilme</w:t>
             </w:r>
           </w:p>
           <w:p>
             <w:pPr>
-              <w:spacing w:before="0" w:after="0" w:line="240" w:lineRule="auto"/>
+              <w:spacing w:before="0" w:after="22" w:line="245" w:lineRule="auto"/>
             </w:pPr>
             <w:r>
               <w:rPr>
-                <w:rFonts w:ascii="Arial" w:hAnsi="Arial"/>
-                <w:sz w:val="16"/>
+                <w:rFonts w:ascii="Arial" w:hAnsi="Arial" w:eastAsia="Arial" w:cs="Arial"/>
+                <w:b w:val="0"/>
+                <w:color w:val="25282B"/>
+                <w:sz w:val="17"/>
               </w:rPr>
               <w:t>a) Blok tabanlı ortamda yazılım geliştirme sürecini planlar.</w:t>
             </w:r>
           </w:p>
           <w:p>
             <w:pPr>
-              <w:spacing w:before="0" w:after="0" w:line="240" w:lineRule="auto"/>
+              <w:spacing w:before="0" w:after="22" w:line="245" w:lineRule="auto"/>
             </w:pPr>
             <w:r>
               <w:rPr>
-                <w:rFonts w:ascii="Arial" w:hAnsi="Arial"/>
-                <w:sz w:val="16"/>
+                <w:rFonts w:ascii="Arial" w:hAnsi="Arial" w:eastAsia="Arial" w:cs="Arial"/>
+                <w:b w:val="0"/>
+                <w:color w:val="25282B"/>
+                <w:sz w:val="17"/>
               </w:rPr>
               <w:t>b) Blok tabanlı ortamda yazılımı tasarlar.</w:t>
             </w:r>
           </w:p>
           <w:p>
             <w:pPr>
-              <w:spacing w:before="0" w:after="0" w:line="240" w:lineRule="auto"/>
+              <w:spacing w:before="0" w:after="22" w:line="245" w:lineRule="auto"/>
             </w:pPr>
             <w:r>
               <w:rPr>
-                <w:rFonts w:ascii="Arial" w:hAnsi="Arial"/>
-                <w:sz w:val="16"/>
+                <w:rFonts w:ascii="Arial" w:hAnsi="Arial" w:eastAsia="Arial" w:cs="Arial"/>
+                <w:b w:val="0"/>
+                <w:color w:val="25282B"/>
+                <w:sz w:val="17"/>
               </w:rPr>
               <w:t>c) Blok tabanlı ortamda yazılımı oluşturur.</w:t>
             </w:r>
           </w:p>
           <w:p>
             <w:pPr>
-              <w:spacing w:before="0" w:after="0" w:line="240" w:lineRule="auto"/>
+              <w:spacing w:before="0" w:after="22" w:line="245" w:lineRule="auto"/>
             </w:pPr>
             <w:r>
               <w:rPr>
-                <w:rFonts w:ascii="Arial" w:hAnsi="Arial"/>
-                <w:sz w:val="16"/>
+                <w:rFonts w:ascii="Arial" w:hAnsi="Arial" w:eastAsia="Arial" w:cs="Arial"/>
+                <w:b w:val="0"/>
+                <w:color w:val="25282B"/>
+                <w:sz w:val="17"/>
               </w:rPr>
               <w:t>ç) Blok tabanlı ortamda oluşturulan yazılımı değerlendirir.</w:t>
             </w:r>
@@ -720,25 +1251,32 @@
         </w:trPr>
         <w:tc>
           <w:tcPr>
-            <w:tcW w:type="dxa" w:w="1814"/>
-            <w:vAlign w:val="center"/>
+            <w:tcW w:type="dxa" w:w="2523"/>
+            <w:vAlign w:val="top"/>
+            <w:shd w:fill="F1F2F3"/>
             <w:tcMar>
-              <w:top w:w="55" w:type="dxa"/>
-              <w:start w:w="70" w:type="dxa"/>
-              <w:bottom w:w="55" w:type="dxa"/>
-              <w:end w:w="70" w:type="dxa"/>
+              <w:top w:w="72" w:type="dxa"/>
+              <w:start w:w="95" w:type="dxa"/>
+              <w:bottom w:w="72" w:type="dxa"/>
+              <w:end w:w="95" w:type="dxa"/>
             </w:tcMar>
-            <w:shd w:fill="D9EAF7"/>
+            <w:tcBorders>
+              <w:top w:val="single" w:sz="4" w:color="B7BCC2"/>
+              <w:left w:val="single" w:sz="4" w:color="B7BCC2"/>
+              <w:bottom w:val="single" w:sz="4" w:color="B7BCC2"/>
+              <w:right w:val="single" w:sz="4" w:color="B7BCC2"/>
+            </w:tcBorders>
           </w:tcPr>
           <w:p>
             <w:pPr>
-              <w:spacing w:after="0" w:before="0" w:line="240" w:lineRule="auto"/>
+              <w:spacing w:before="0" w:after="0" w:line="245" w:lineRule="auto"/>
             </w:pPr>
             <w:r/>
             <w:r>
               <w:rPr>
-                <w:rFonts w:ascii="Arial" w:hAnsi="Arial" w:eastAsia="Arial"/>
+                <w:rFonts w:ascii="Arial" w:hAnsi="Arial" w:eastAsia="Arial" w:cs="Arial"/>
                 <w:b/>
+                <w:color w:val="25282B"/>
                 <w:sz w:val="17"/>
               </w:rPr>
               <w:t>Yöntem / Teknik</w:t>
@@ -747,51 +1285,71 @@
         </w:tc>
         <w:tc>
           <w:tcPr>
-            <w:tcW w:type="dxa" w:w="3969"/>
-            <w:vAlign w:val="center"/>
+            <w:tcW w:type="dxa" w:w="7711"/>
+            <w:vAlign w:val="top"/>
+            <w:shd w:fill="FFFFFF"/>
             <w:tcMar>
-              <w:top w:w="55" w:type="dxa"/>
-              <w:start w:w="70" w:type="dxa"/>
-              <w:bottom w:w="55" w:type="dxa"/>
-              <w:end w:w="70" w:type="dxa"/>
+              <w:top w:w="72" w:type="dxa"/>
+              <w:start w:w="95" w:type="dxa"/>
+              <w:bottom w:w="72" w:type="dxa"/>
+              <w:end w:w="95" w:type="dxa"/>
             </w:tcMar>
+            <w:tcBorders>
+              <w:top w:val="single" w:sz="4" w:color="B7BCC2"/>
+              <w:left w:val="single" w:sz="4" w:color="B7BCC2"/>
+              <w:bottom w:val="single" w:sz="4" w:color="B7BCC2"/>
+              <w:right w:val="single" w:sz="4" w:color="B7BCC2"/>
+            </w:tcBorders>
           </w:tcPr>
           <w:p>
             <w:pPr>
-              <w:spacing w:before="0" w:after="0" w:line="240" w:lineRule="auto"/>
+              <w:spacing w:before="0" w:after="0" w:line="245" w:lineRule="auto"/>
             </w:pPr>
             <w:r/>
             <w:r>
               <w:rPr>
-                <w:rFonts w:ascii="Arial" w:hAnsi="Arial"/>
+                <w:rFonts w:ascii="Arial" w:hAnsi="Arial" w:eastAsia="Arial" w:cs="Arial"/>
                 <w:b w:val="0"/>
-                <w:sz w:val="16"/>
+                <w:color w:val="25282B"/>
+                <w:sz w:val="17"/>
               </w:rPr>
               <w:t>Proje tabanlı öğrenme, iterasyon, akran değerlendirme</w:t>
             </w:r>
           </w:p>
         </w:tc>
+      </w:tr>
+      <w:tr>
+        <w:trPr>
+          <w:cantSplit/>
+        </w:trPr>
         <w:tc>
           <w:tcPr>
-            <w:tcW w:type="dxa" w:w="1361"/>
-            <w:vAlign w:val="center"/>
+            <w:tcW w:type="dxa" w:w="2523"/>
+            <w:vAlign w:val="top"/>
+            <w:shd w:fill="F1F2F3"/>
             <w:tcMar>
-              <w:top w:w="55" w:type="dxa"/>
-              <w:start w:w="70" w:type="dxa"/>
-              <w:bottom w:w="55" w:type="dxa"/>
-              <w:end w:w="70" w:type="dxa"/>
+              <w:top w:w="72" w:type="dxa"/>
+              <w:start w:w="95" w:type="dxa"/>
+              <w:bottom w:w="72" w:type="dxa"/>
+              <w:end w:w="95" w:type="dxa"/>
             </w:tcMar>
-            <w:shd w:fill="D9EAF7"/>
+            <w:tcBorders>
+              <w:top w:val="single" w:sz="4" w:color="B7BCC2"/>
+              <w:left w:val="single" w:sz="4" w:color="B7BCC2"/>
+              <w:bottom w:val="single" w:sz="4" w:color="B7BCC2"/>
+              <w:right w:val="single" w:sz="4" w:color="B7BCC2"/>
+            </w:tcBorders>
           </w:tcPr>
           <w:p>
             <w:pPr>
-              <w:spacing w:after="0" w:before="0" w:line="240" w:lineRule="auto"/>
+              <w:spacing w:before="0" w:after="0" w:line="245" w:lineRule="auto"/>
             </w:pPr>
             <w:r/>
             <w:r>
               <w:rPr>
-                <w:rFonts w:ascii="Arial" w:hAnsi="Arial" w:eastAsia="Arial"/>
+                <w:rFonts w:ascii="Arial" w:hAnsi="Arial" w:eastAsia="Arial" w:cs="Arial"/>
                 <w:b/>
+                <w:color w:val="25282B"/>
                 <w:sz w:val="17"/>
               </w:rPr>
               <w:t>Araç-Gereç / Materyal</w:t>
@@ -800,25 +1358,33 @@
         </w:tc>
         <w:tc>
           <w:tcPr>
-            <w:tcW w:type="dxa" w:w="3855"/>
-            <w:vAlign w:val="center"/>
+            <w:tcW w:type="dxa" w:w="7711"/>
+            <w:vAlign w:val="top"/>
+            <w:shd w:fill="FFFFFF"/>
             <w:tcMar>
-              <w:top w:w="55" w:type="dxa"/>
-              <w:start w:w="70" w:type="dxa"/>
-              <w:bottom w:w="55" w:type="dxa"/>
-              <w:end w:w="70" w:type="dxa"/>
+              <w:top w:w="72" w:type="dxa"/>
+              <w:start w:w="95" w:type="dxa"/>
+              <w:bottom w:w="72" w:type="dxa"/>
+              <w:end w:w="95" w:type="dxa"/>
             </w:tcMar>
+            <w:tcBorders>
+              <w:top w:val="single" w:sz="4" w:color="B7BCC2"/>
+              <w:left w:val="single" w:sz="4" w:color="B7BCC2"/>
+              <w:bottom w:val="single" w:sz="4" w:color="B7BCC2"/>
+              <w:right w:val="single" w:sz="4" w:color="B7BCC2"/>
+            </w:tcBorders>
           </w:tcPr>
           <w:p>
             <w:pPr>
-              <w:spacing w:before="0" w:after="0" w:line="240" w:lineRule="auto"/>
+              <w:spacing w:before="0" w:after="0" w:line="245" w:lineRule="auto"/>
             </w:pPr>
             <w:r/>
             <w:r>
               <w:rPr>
-                <w:rFonts w:ascii="Arial" w:hAnsi="Arial"/>
+                <w:rFonts w:ascii="Arial" w:hAnsi="Arial" w:eastAsia="Arial" w:cs="Arial"/>
                 <w:b w:val="0"/>
-                <w:sz w:val="16"/>
+                <w:color w:val="25282B"/>
+                <w:sz w:val="17"/>
               </w:rPr>
               <w:t>Blok tabanlı proje, değerlendirme rubriği, geri bildirim formu</w:t>
             </w:r>
@@ -828,15 +1394,9 @@
     </w:tbl>
     <w:p>
       <w:pPr>
-        <w:pStyle w:val="SectionHead"/>
-        <w:jc w:val="left"/>
+        <w:widowControl/>
+        <w:spacing w:after="0"/>
       </w:pPr>
-      <w:r>
-        <w:rPr>
-          <w:color w:val="1F4E78"/>
-        </w:rPr>
-        <w:t>II. BÖLÜM: PROGRAMLAR ARASI BİLEŞENLER</w:t>
-      </w:r>
     </w:p>
     <w:tbl>
       <w:tblPr>
@@ -844,18 +1404,55 @@
         <w:jc w:val="center"/>
         <w:tblLayout w:type="fixed"/>
         <w:tblLook w:firstColumn="1" w:firstRow="1" w:lastColumn="0" w:lastRow="0" w:noHBand="0" w:noVBand="1" w:val="04A0"/>
-        <w:tblBorders>
-          <w:top w:val="single" w:sz="5" w:color="7F8C8D"/>
-          <w:left w:val="single" w:sz="5" w:color="7F8C8D"/>
-          <w:bottom w:val="single" w:sz="5" w:color="7F8C8D"/>
-          <w:right w:val="single" w:sz="5" w:color="7F8C8D"/>
-          <w:insideH w:val="single" w:sz="5" w:color="7F8C8D"/>
-          <w:insideV w:val="single" w:sz="5" w:color="7F8C8D"/>
-        </w:tblBorders>
       </w:tblPr>
       <w:tblGrid>
-        <w:gridCol w:w="5273"/>
-        <w:gridCol w:w="5273"/>
+        <w:gridCol w:w="10234"/>
+      </w:tblGrid>
+      <w:tr>
+        <w:tc>
+          <w:tcPr>
+            <w:tcW w:type="dxa" w:w="10234"/>
+            <w:shd w:fill="D9D9D9"/>
+            <w:tcMar>
+              <w:top w:w="65" w:type="dxa"/>
+              <w:start w:w="100" w:type="dxa"/>
+              <w:bottom w:w="65" w:type="dxa"/>
+              <w:end w:w="100" w:type="dxa"/>
+            </w:tcMar>
+            <w:tcBorders>
+              <w:top w:val="single" w:sz="5" w:color="8F949A"/>
+              <w:left w:val="single" w:sz="5" w:color="8F949A"/>
+              <w:bottom w:val="single" w:sz="5" w:color="8F949A"/>
+              <w:right w:val="single" w:sz="5" w:color="8F949A"/>
+            </w:tcBorders>
+          </w:tcPr>
+          <w:p>
+            <w:pPr>
+              <w:spacing w:after="0"/>
+            </w:pPr>
+            <w:r>
+              <w:rPr>
+                <w:rFonts w:ascii="Arial" w:hAnsi="Arial" w:eastAsia="Arial" w:cs="Arial"/>
+                <w:b/>
+                <w:color w:val="25282B"/>
+                <w:sz w:val="18"/>
+              </w:rPr>
+              <w:t>II. BÖLÜM: PROGRAMLAR ARASI BİLEŞENLER</w:t>
+            </w:r>
+          </w:p>
+        </w:tc>
+      </w:tr>
+    </w:tbl>
+    <w:tbl>
+      <w:tblPr>
+        <w:tblW w:type="auto" w:w="0"/>
+        <w:jc w:val="center"/>
+        <w:tblLayout w:type="fixed"/>
+        <w:tblLook w:firstColumn="1" w:firstRow="1" w:lastColumn="0" w:lastRow="0" w:noHBand="0" w:noVBand="1" w:val="04A0"/>
+      </w:tblPr>
+      <w:tblGrid>
+        <w:gridCol w:w="2523"/>
+        <w:gridCol w:w="7711"/>
       </w:tblGrid>
       <w:tr>
         <w:trPr>
@@ -863,25 +1460,32 @@
         </w:trPr>
         <w:tc>
           <w:tcPr>
-            <w:tcW w:type="dxa" w:w="2438"/>
-            <w:vAlign w:val="center"/>
+            <w:tcW w:type="dxa" w:w="2523"/>
+            <w:vAlign w:val="top"/>
+            <w:shd w:fill="F1F2F3"/>
             <w:tcMar>
-              <w:top w:w="55" w:type="dxa"/>
-              <w:start w:w="70" w:type="dxa"/>
-              <w:bottom w:w="55" w:type="dxa"/>
-              <w:end w:w="70" w:type="dxa"/>
+              <w:top w:w="72" w:type="dxa"/>
+              <w:start w:w="95" w:type="dxa"/>
+              <w:bottom w:w="72" w:type="dxa"/>
+              <w:end w:w="95" w:type="dxa"/>
             </w:tcMar>
-            <w:shd w:fill="D9EAF7"/>
+            <w:tcBorders>
+              <w:top w:val="single" w:sz="4" w:color="B7BCC2"/>
+              <w:left w:val="single" w:sz="4" w:color="B7BCC2"/>
+              <w:bottom w:val="single" w:sz="4" w:color="B7BCC2"/>
+              <w:right w:val="single" w:sz="4" w:color="B7BCC2"/>
+            </w:tcBorders>
           </w:tcPr>
           <w:p>
             <w:pPr>
-              <w:spacing w:after="0" w:before="0" w:line="240" w:lineRule="auto"/>
+              <w:spacing w:before="0" w:after="0" w:line="245" w:lineRule="auto"/>
             </w:pPr>
             <w:r/>
             <w:r>
               <w:rPr>
-                <w:rFonts w:ascii="Arial" w:hAnsi="Arial" w:eastAsia="Arial"/>
+                <w:rFonts w:ascii="Arial" w:hAnsi="Arial" w:eastAsia="Arial" w:cs="Arial"/>
                 <w:b/>
+                <w:color w:val="25282B"/>
                 <w:sz w:val="17"/>
               </w:rPr>
               <w:t>Sosyal-Duygusal Öğrenme Becerileri</w:t>
@@ -890,25 +1494,33 @@
         </w:tc>
         <w:tc>
           <w:tcPr>
-            <w:tcW w:type="dxa" w:w="8561"/>
-            <w:vAlign w:val="center"/>
+            <w:tcW w:type="dxa" w:w="7711"/>
+            <w:vAlign w:val="top"/>
+            <w:shd w:fill="FFFFFF"/>
             <w:tcMar>
-              <w:top w:w="55" w:type="dxa"/>
-              <w:start w:w="70" w:type="dxa"/>
-              <w:bottom w:w="55" w:type="dxa"/>
-              <w:end w:w="70" w:type="dxa"/>
+              <w:top w:w="72" w:type="dxa"/>
+              <w:start w:w="95" w:type="dxa"/>
+              <w:bottom w:w="72" w:type="dxa"/>
+              <w:end w:w="95" w:type="dxa"/>
             </w:tcMar>
+            <w:tcBorders>
+              <w:top w:val="single" w:sz="4" w:color="B7BCC2"/>
+              <w:left w:val="single" w:sz="4" w:color="B7BCC2"/>
+              <w:bottom w:val="single" w:sz="4" w:color="B7BCC2"/>
+              <w:right w:val="single" w:sz="4" w:color="B7BCC2"/>
+            </w:tcBorders>
           </w:tcPr>
           <w:p>
             <w:pPr>
-              <w:spacing w:before="0" w:after="0" w:line="240" w:lineRule="auto"/>
+              <w:spacing w:before="0" w:after="0" w:line="245" w:lineRule="auto"/>
             </w:pPr>
             <w:r/>
             <w:r>
               <w:rPr>
-                <w:rFonts w:ascii="Arial" w:hAnsi="Arial"/>
+                <w:rFonts w:ascii="Arial" w:hAnsi="Arial" w:eastAsia="Arial" w:cs="Arial"/>
                 <w:b w:val="0"/>
-                <w:sz w:val="16"/>
+                <w:color w:val="25282B"/>
+                <w:sz w:val="17"/>
               </w:rPr>
               <w:t>SDB1.2 Öz Düzenleme, SDB2.2 İş Birliği, SDB3.2 Esneklik</w:t>
             </w:r>
@@ -921,25 +1533,32 @@
         </w:trPr>
         <w:tc>
           <w:tcPr>
-            <w:tcW w:type="dxa" w:w="2438"/>
-            <w:vAlign w:val="center"/>
+            <w:tcW w:type="dxa" w:w="2523"/>
+            <w:vAlign w:val="top"/>
+            <w:shd w:fill="F1F2F3"/>
             <w:tcMar>
-              <w:top w:w="55" w:type="dxa"/>
-              <w:start w:w="70" w:type="dxa"/>
-              <w:bottom w:w="55" w:type="dxa"/>
-              <w:end w:w="70" w:type="dxa"/>
+              <w:top w:w="72" w:type="dxa"/>
+              <w:start w:w="95" w:type="dxa"/>
+              <w:bottom w:w="72" w:type="dxa"/>
+              <w:end w:w="95" w:type="dxa"/>
             </w:tcMar>
-            <w:shd w:fill="D9EAF7"/>
+            <w:tcBorders>
+              <w:top w:val="single" w:sz="4" w:color="B7BCC2"/>
+              <w:left w:val="single" w:sz="4" w:color="B7BCC2"/>
+              <w:bottom w:val="single" w:sz="4" w:color="B7BCC2"/>
+              <w:right w:val="single" w:sz="4" w:color="B7BCC2"/>
+            </w:tcBorders>
           </w:tcPr>
           <w:p>
             <w:pPr>
-              <w:spacing w:after="0" w:before="0" w:line="240" w:lineRule="auto"/>
+              <w:spacing w:before="0" w:after="0" w:line="245" w:lineRule="auto"/>
             </w:pPr>
             <w:r/>
             <w:r>
               <w:rPr>
-                <w:rFonts w:ascii="Arial" w:hAnsi="Arial" w:eastAsia="Arial"/>
+                <w:rFonts w:ascii="Arial" w:hAnsi="Arial" w:eastAsia="Arial" w:cs="Arial"/>
                 <w:b/>
+                <w:color w:val="25282B"/>
                 <w:sz w:val="17"/>
               </w:rPr>
               <w:t>Değerler</w:t>
@@ -948,25 +1567,33 @@
         </w:tc>
         <w:tc>
           <w:tcPr>
-            <w:tcW w:type="dxa" w:w="8561"/>
-            <w:vAlign w:val="center"/>
+            <w:tcW w:type="dxa" w:w="7711"/>
+            <w:vAlign w:val="top"/>
+            <w:shd w:fill="FFFFFF"/>
             <w:tcMar>
-              <w:top w:w="55" w:type="dxa"/>
-              <w:start w:w="70" w:type="dxa"/>
-              <w:bottom w:w="55" w:type="dxa"/>
-              <w:end w:w="70" w:type="dxa"/>
+              <w:top w:w="72" w:type="dxa"/>
+              <w:start w:w="95" w:type="dxa"/>
+              <w:bottom w:w="72" w:type="dxa"/>
+              <w:end w:w="95" w:type="dxa"/>
             </w:tcMar>
+            <w:tcBorders>
+              <w:top w:val="single" w:sz="4" w:color="B7BCC2"/>
+              <w:left w:val="single" w:sz="4" w:color="B7BCC2"/>
+              <w:bottom w:val="single" w:sz="4" w:color="B7BCC2"/>
+              <w:right w:val="single" w:sz="4" w:color="B7BCC2"/>
+            </w:tcBorders>
           </w:tcPr>
           <w:p>
             <w:pPr>
-              <w:spacing w:before="0" w:after="0" w:line="240" w:lineRule="auto"/>
+              <w:spacing w:before="0" w:after="0" w:line="245" w:lineRule="auto"/>
             </w:pPr>
             <w:r/>
             <w:r>
               <w:rPr>
-                <w:rFonts w:ascii="Arial" w:hAnsi="Arial"/>
+                <w:rFonts w:ascii="Arial" w:hAnsi="Arial" w:eastAsia="Arial" w:cs="Arial"/>
                 <w:b w:val="0"/>
-                <w:sz w:val="16"/>
+                <w:color w:val="25282B"/>
+                <w:sz w:val="17"/>
               </w:rPr>
               <w:t>D3 Çalışkanlık, D10 Mütevazılık</w:t>
             </w:r>
@@ -979,25 +1606,32 @@
         </w:trPr>
         <w:tc>
           <w:tcPr>
-            <w:tcW w:type="dxa" w:w="2438"/>
-            <w:vAlign w:val="center"/>
+            <w:tcW w:type="dxa" w:w="2523"/>
+            <w:vAlign w:val="top"/>
+            <w:shd w:fill="F1F2F3"/>
             <w:tcMar>
-              <w:top w:w="55" w:type="dxa"/>
-              <w:start w:w="70" w:type="dxa"/>
-              <w:bottom w:w="55" w:type="dxa"/>
-              <w:end w:w="70" w:type="dxa"/>
+              <w:top w:w="72" w:type="dxa"/>
+              <w:start w:w="95" w:type="dxa"/>
+              <w:bottom w:w="72" w:type="dxa"/>
+              <w:end w:w="95" w:type="dxa"/>
             </w:tcMar>
-            <w:shd w:fill="D9EAF7"/>
+            <w:tcBorders>
+              <w:top w:val="single" w:sz="4" w:color="B7BCC2"/>
+              <w:left w:val="single" w:sz="4" w:color="B7BCC2"/>
+              <w:bottom w:val="single" w:sz="4" w:color="B7BCC2"/>
+              <w:right w:val="single" w:sz="4" w:color="B7BCC2"/>
+            </w:tcBorders>
           </w:tcPr>
           <w:p>
             <w:pPr>
-              <w:spacing w:after="0" w:before="0" w:line="240" w:lineRule="auto"/>
+              <w:spacing w:before="0" w:after="0" w:line="245" w:lineRule="auto"/>
             </w:pPr>
             <w:r/>
             <w:r>
               <w:rPr>
-                <w:rFonts w:ascii="Arial" w:hAnsi="Arial" w:eastAsia="Arial"/>
+                <w:rFonts w:ascii="Arial" w:hAnsi="Arial" w:eastAsia="Arial" w:cs="Arial"/>
                 <w:b/>
+                <w:color w:val="25282B"/>
                 <w:sz w:val="17"/>
               </w:rPr>
               <w:t>Okuryazarlık Becerileri</w:t>
@@ -1006,25 +1640,33 @@
         </w:tc>
         <w:tc>
           <w:tcPr>
-            <w:tcW w:type="dxa" w:w="8561"/>
-            <w:vAlign w:val="center"/>
+            <w:tcW w:type="dxa" w:w="7711"/>
+            <w:vAlign w:val="top"/>
+            <w:shd w:fill="FFFFFF"/>
             <w:tcMar>
-              <w:top w:w="55" w:type="dxa"/>
-              <w:start w:w="70" w:type="dxa"/>
-              <w:bottom w:w="55" w:type="dxa"/>
-              <w:end w:w="70" w:type="dxa"/>
+              <w:top w:w="72" w:type="dxa"/>
+              <w:start w:w="95" w:type="dxa"/>
+              <w:bottom w:w="72" w:type="dxa"/>
+              <w:end w:w="95" w:type="dxa"/>
             </w:tcMar>
+            <w:tcBorders>
+              <w:top w:val="single" w:sz="4" w:color="B7BCC2"/>
+              <w:left w:val="single" w:sz="4" w:color="B7BCC2"/>
+              <w:bottom w:val="single" w:sz="4" w:color="B7BCC2"/>
+              <w:right w:val="single" w:sz="4" w:color="B7BCC2"/>
+            </w:tcBorders>
           </w:tcPr>
           <w:p>
             <w:pPr>
-              <w:spacing w:before="0" w:after="0" w:line="240" w:lineRule="auto"/>
+              <w:spacing w:before="0" w:after="0" w:line="245" w:lineRule="auto"/>
             </w:pPr>
             <w:r/>
             <w:r>
               <w:rPr>
-                <w:rFonts w:ascii="Arial" w:hAnsi="Arial"/>
+                <w:rFonts w:ascii="Arial" w:hAnsi="Arial" w:eastAsia="Arial" w:cs="Arial"/>
                 <w:b w:val="0"/>
-                <w:sz w:val="16"/>
+                <w:color w:val="25282B"/>
+                <w:sz w:val="17"/>
               </w:rPr>
               <w:t>OB2 Dijital Okuryazarlık</w:t>
             </w:r>
@@ -1037,25 +1679,32 @@
         </w:trPr>
         <w:tc>
           <w:tcPr>
-            <w:tcW w:type="dxa" w:w="2438"/>
-            <w:vAlign w:val="center"/>
+            <w:tcW w:type="dxa" w:w="2523"/>
+            <w:vAlign w:val="top"/>
+            <w:shd w:fill="F1F2F3"/>
             <w:tcMar>
-              <w:top w:w="55" w:type="dxa"/>
-              <w:start w:w="70" w:type="dxa"/>
-              <w:bottom w:w="55" w:type="dxa"/>
-              <w:end w:w="70" w:type="dxa"/>
+              <w:top w:w="72" w:type="dxa"/>
+              <w:start w:w="95" w:type="dxa"/>
+              <w:bottom w:w="72" w:type="dxa"/>
+              <w:end w:w="95" w:type="dxa"/>
             </w:tcMar>
-            <w:shd w:fill="D9EAF7"/>
+            <w:tcBorders>
+              <w:top w:val="single" w:sz="4" w:color="B7BCC2"/>
+              <w:left w:val="single" w:sz="4" w:color="B7BCC2"/>
+              <w:bottom w:val="single" w:sz="4" w:color="B7BCC2"/>
+              <w:right w:val="single" w:sz="4" w:color="B7BCC2"/>
+            </w:tcBorders>
           </w:tcPr>
           <w:p>
             <w:pPr>
-              <w:spacing w:after="0" w:before="0" w:line="240" w:lineRule="auto"/>
+              <w:spacing w:before="0" w:after="0" w:line="245" w:lineRule="auto"/>
             </w:pPr>
             <w:r/>
             <w:r>
               <w:rPr>
-                <w:rFonts w:ascii="Arial" w:hAnsi="Arial" w:eastAsia="Arial"/>
+                <w:rFonts w:ascii="Arial" w:hAnsi="Arial" w:eastAsia="Arial" w:cs="Arial"/>
                 <w:b/>
+                <w:color w:val="25282B"/>
                 <w:sz w:val="17"/>
               </w:rPr>
               <w:t>Beceriler Arası İlişkiler</w:t>
@@ -1064,24 +1713,33 @@
         </w:tc>
         <w:tc>
           <w:tcPr>
-            <w:tcW w:type="dxa" w:w="8561"/>
-            <w:vAlign w:val="center"/>
+            <w:tcW w:type="dxa" w:w="7711"/>
+            <w:vAlign w:val="top"/>
+            <w:shd w:fill="FFFFFF"/>
             <w:tcMar>
-              <w:top w:w="55" w:type="dxa"/>
-              <w:start w:w="70" w:type="dxa"/>
-              <w:bottom w:w="55" w:type="dxa"/>
-              <w:end w:w="70" w:type="dxa"/>
+              <w:top w:w="72" w:type="dxa"/>
+              <w:start w:w="95" w:type="dxa"/>
+              <w:bottom w:w="72" w:type="dxa"/>
+              <w:end w:w="95" w:type="dxa"/>
             </w:tcMar>
+            <w:tcBorders>
+              <w:top w:val="single" w:sz="4" w:color="B7BCC2"/>
+              <w:left w:val="single" w:sz="4" w:color="B7BCC2"/>
+              <w:bottom w:val="single" w:sz="4" w:color="B7BCC2"/>
+              <w:right w:val="single" w:sz="4" w:color="B7BCC2"/>
+            </w:tcBorders>
           </w:tcPr>
           <w:p>
             <w:pPr>
-              <w:spacing w:before="0" w:after="0" w:line="240" w:lineRule="auto"/>
+              <w:spacing w:before="0" w:after="0" w:line="245" w:lineRule="auto"/>
             </w:pPr>
             <w:r/>
             <w:r>
               <w:rPr>
-                <w:rFonts w:ascii="Arial" w:hAnsi="Arial"/>
-                <w:sz w:val="16"/>
+                <w:rFonts w:ascii="Arial" w:hAnsi="Arial" w:eastAsia="Arial" w:cs="Arial"/>
+                <w:b w:val="0"/>
+                <w:color w:val="25282B"/>
+                <w:sz w:val="17"/>
               </w:rPr>
               <w:t>—</w:t>
             </w:r>
@@ -1091,14 +1749,10 @@
     </w:tbl>
     <w:p>
       <w:pPr>
-        <w:pStyle w:val="SectionHead"/>
-        <w:jc w:val="left"/>
+        <w:widowControl/>
       </w:pPr>
       <w:r>
-        <w:rPr>
-          <w:color w:val="1F4E78"/>
-        </w:rPr>
-        <w:t>III. BÖLÜM: ÖĞRENME-ÖĞRETME YAŞANTILARI</w:t>
+        <w:br w:type="page"/>
       </w:r>
     </w:p>
     <w:tbl>
@@ -1107,46 +1761,88 @@
         <w:jc w:val="center"/>
         <w:tblLayout w:type="fixed"/>
         <w:tblLook w:firstColumn="1" w:firstRow="1" w:lastColumn="0" w:lastRow="0" w:noHBand="0" w:noVBand="1" w:val="04A0"/>
-        <w:tblBorders>
-          <w:top w:val="single" w:sz="5" w:color="7F8C8D"/>
-          <w:left w:val="single" w:sz="5" w:color="7F8C8D"/>
-          <w:bottom w:val="single" w:sz="5" w:color="7F8C8D"/>
-          <w:right w:val="single" w:sz="5" w:color="7F8C8D"/>
-          <w:insideH w:val="single" w:sz="5" w:color="7F8C8D"/>
-          <w:insideV w:val="single" w:sz="5" w:color="7F8C8D"/>
-        </w:tblBorders>
       </w:tblPr>
       <w:tblGrid>
-        <w:gridCol w:w="5273"/>
-        <w:gridCol w:w="5273"/>
+        <w:gridCol w:w="10234"/>
+      </w:tblGrid>
+      <w:tr>
+        <w:tc>
+          <w:tcPr>
+            <w:tcW w:type="dxa" w:w="10234"/>
+            <w:shd w:fill="D9D9D9"/>
+            <w:tcMar>
+              <w:top w:w="65" w:type="dxa"/>
+              <w:start w:w="100" w:type="dxa"/>
+              <w:bottom w:w="65" w:type="dxa"/>
+              <w:end w:w="100" w:type="dxa"/>
+            </w:tcMar>
+            <w:tcBorders>
+              <w:top w:val="single" w:sz="5" w:color="8F949A"/>
+              <w:left w:val="single" w:sz="5" w:color="8F949A"/>
+              <w:bottom w:val="single" w:sz="5" w:color="8F949A"/>
+              <w:right w:val="single" w:sz="5" w:color="8F949A"/>
+            </w:tcBorders>
+          </w:tcPr>
+          <w:p>
+            <w:pPr>
+              <w:spacing w:after="0"/>
+            </w:pPr>
+            <w:r>
+              <w:rPr>
+                <w:rFonts w:ascii="Arial" w:hAnsi="Arial" w:eastAsia="Arial" w:cs="Arial"/>
+                <w:b/>
+                <w:color w:val="25282B"/>
+                <w:sz w:val="18"/>
+              </w:rPr>
+              <w:t>III. BÖLÜM: ÖĞRENME-ÖĞRETME YAŞANTILARI</w:t>
+            </w:r>
+          </w:p>
+        </w:tc>
+      </w:tr>
+    </w:tbl>
+    <w:tbl>
+      <w:tblPr>
+        <w:tblW w:type="auto" w:w="0"/>
+        <w:jc w:val="center"/>
+        <w:tblLayout w:type="fixed"/>
+        <w:tblLook w:firstColumn="1" w:firstRow="1" w:lastColumn="0" w:lastRow="0" w:noHBand="0" w:noVBand="1" w:val="04A0"/>
+      </w:tblPr>
+      <w:tblGrid>
+        <w:gridCol w:w="2466"/>
+        <w:gridCol w:w="7767"/>
       </w:tblGrid>
       <w:tr>
         <w:trPr>
           <w:cantSplit/>
+          <w:tblHeader w:val="true"/>
         </w:trPr>
         <w:tc>
           <w:tcPr>
-            <w:tcW w:type="dxa" w:w="2438"/>
-            <w:vAlign w:val="center"/>
+            <w:tcW w:type="dxa" w:w="2466"/>
+            <w:shd w:fill="E7E8EA"/>
             <w:tcMar>
-              <w:top w:w="55" w:type="dxa"/>
-              <w:start w:w="70" w:type="dxa"/>
-              <w:bottom w:w="55" w:type="dxa"/>
-              <w:end w:w="70" w:type="dxa"/>
+              <w:top w:w="68" w:type="dxa"/>
+              <w:start w:w="90" w:type="dxa"/>
+              <w:bottom w:w="68" w:type="dxa"/>
+              <w:end w:w="90" w:type="dxa"/>
             </w:tcMar>
-            <w:shd w:fill="1F4E78"/>
+            <w:tcBorders>
+              <w:top w:val="single" w:sz="5" w:color="8F949A"/>
+              <w:left w:val="single" w:sz="5" w:color="8F949A"/>
+              <w:bottom w:val="single" w:sz="5" w:color="8F949A"/>
+              <w:right w:val="single" w:sz="5" w:color="8F949A"/>
+            </w:tcBorders>
           </w:tcPr>
           <w:p>
             <w:pPr>
-              <w:spacing w:after="0" w:before="0" w:line="240" w:lineRule="auto"/>
+              <w:spacing w:after="0"/>
               <w:jc w:val="center"/>
             </w:pPr>
-            <w:r/>
             <w:r>
               <w:rPr>
-                <w:rFonts w:ascii="Arial" w:hAnsi="Arial" w:eastAsia="Arial"/>
+                <w:rFonts w:ascii="Arial" w:hAnsi="Arial" w:eastAsia="Arial" w:cs="Arial"/>
                 <w:b/>
-                <w:color w:val="FFFFFF"/>
+                <w:color w:val="25282B"/>
                 <w:sz w:val="17"/>
               </w:rPr>
               <w:t>Basamak / Özellik</w:t>
@@ -1155,27 +1851,31 @@
         </w:tc>
         <w:tc>
           <w:tcPr>
-            <w:tcW w:type="dxa" w:w="8561"/>
-            <w:vAlign w:val="center"/>
+            <w:tcW w:type="dxa" w:w="7767"/>
+            <w:shd w:fill="E7E8EA"/>
             <w:tcMar>
-              <w:top w:w="55" w:type="dxa"/>
-              <w:start w:w="70" w:type="dxa"/>
-              <w:bottom w:w="55" w:type="dxa"/>
-              <w:end w:w="70" w:type="dxa"/>
+              <w:top w:w="68" w:type="dxa"/>
+              <w:start w:w="90" w:type="dxa"/>
+              <w:bottom w:w="68" w:type="dxa"/>
+              <w:end w:w="90" w:type="dxa"/>
             </w:tcMar>
-            <w:shd w:fill="1F4E78"/>
+            <w:tcBorders>
+              <w:top w:val="single" w:sz="5" w:color="8F949A"/>
+              <w:left w:val="single" w:sz="5" w:color="8F949A"/>
+              <w:bottom w:val="single" w:sz="5" w:color="8F949A"/>
+              <w:right w:val="single" w:sz="5" w:color="8F949A"/>
+            </w:tcBorders>
           </w:tcPr>
           <w:p>
             <w:pPr>
-              <w:spacing w:after="0" w:before="0" w:line="240" w:lineRule="auto"/>
+              <w:spacing w:after="0"/>
               <w:jc w:val="center"/>
             </w:pPr>
-            <w:r/>
             <w:r>
               <w:rPr>
-                <w:rFonts w:ascii="Arial" w:hAnsi="Arial" w:eastAsia="Arial"/>
+                <w:rFonts w:ascii="Arial" w:hAnsi="Arial" w:eastAsia="Arial" w:cs="Arial"/>
                 <w:b/>
-                <w:color w:val="FFFFFF"/>
+                <w:color w:val="25282B"/>
                 <w:sz w:val="17"/>
               </w:rPr>
               <w:t>Uygulama</w:t>
@@ -1189,25 +1889,32 @@
         </w:trPr>
         <w:tc>
           <w:tcPr>
-            <w:tcW w:type="dxa" w:w="2438"/>
-            <w:vAlign w:val="center"/>
+            <w:tcW w:type="dxa" w:w="2466"/>
+            <w:vAlign w:val="top"/>
+            <w:shd w:fill="F1F2F3"/>
             <w:tcMar>
-              <w:top w:w="55" w:type="dxa"/>
-              <w:start w:w="70" w:type="dxa"/>
-              <w:bottom w:w="55" w:type="dxa"/>
-              <w:end w:w="70" w:type="dxa"/>
+              <w:top w:w="80" w:type="dxa"/>
+              <w:start w:w="95" w:type="dxa"/>
+              <w:bottom w:w="80" w:type="dxa"/>
+              <w:end w:w="95" w:type="dxa"/>
             </w:tcMar>
-            <w:shd w:fill="D9EAF7"/>
+            <w:tcBorders>
+              <w:top w:val="single" w:sz="4" w:color="B7BCC2"/>
+              <w:left w:val="single" w:sz="4" w:color="B7BCC2"/>
+              <w:bottom w:val="single" w:sz="4" w:color="B7BCC2"/>
+              <w:right w:val="single" w:sz="4" w:color="B7BCC2"/>
+            </w:tcBorders>
           </w:tcPr>
           <w:p>
             <w:pPr>
-              <w:spacing w:after="0" w:before="0" w:line="240" w:lineRule="auto"/>
+              <w:spacing w:before="0" w:after="0" w:line="245" w:lineRule="auto"/>
             </w:pPr>
             <w:r/>
             <w:r>
               <w:rPr>
-                <w:rFonts w:ascii="Arial" w:hAnsi="Arial" w:eastAsia="Arial"/>
+                <w:rFonts w:ascii="Arial" w:hAnsi="Arial" w:eastAsia="Arial" w:cs="Arial"/>
                 <w:b/>
+                <w:color w:val="25282B"/>
                 <w:sz w:val="17"/>
               </w:rPr>
               <w:t>Temel Kabuller</w:t>
@@ -1216,25 +1923,33 @@
         </w:tc>
         <w:tc>
           <w:tcPr>
-            <w:tcW w:type="dxa" w:w="8561"/>
-            <w:vAlign w:val="center"/>
+            <w:tcW w:type="dxa" w:w="7767"/>
+            <w:vAlign w:val="top"/>
+            <w:shd w:fill="FFFFFF"/>
             <w:tcMar>
-              <w:top w:w="55" w:type="dxa"/>
-              <w:start w:w="70" w:type="dxa"/>
-              <w:bottom w:w="55" w:type="dxa"/>
-              <w:end w:w="70" w:type="dxa"/>
+              <w:top w:w="80" w:type="dxa"/>
+              <w:start w:w="95" w:type="dxa"/>
+              <w:bottom w:w="80" w:type="dxa"/>
+              <w:end w:w="95" w:type="dxa"/>
             </w:tcMar>
+            <w:tcBorders>
+              <w:top w:val="single" w:sz="4" w:color="B7BCC2"/>
+              <w:left w:val="single" w:sz="4" w:color="B7BCC2"/>
+              <w:bottom w:val="single" w:sz="4" w:color="B7BCC2"/>
+              <w:right w:val="single" w:sz="4" w:color="B7BCC2"/>
+            </w:tcBorders>
           </w:tcPr>
           <w:p>
             <w:pPr>
-              <w:spacing w:before="0" w:after="0" w:line="240" w:lineRule="auto"/>
+              <w:spacing w:before="0" w:after="0" w:line="245" w:lineRule="auto"/>
             </w:pPr>
             <w:r/>
             <w:r>
               <w:rPr>
-                <w:rFonts w:ascii="Arial" w:hAnsi="Arial"/>
+                <w:rFonts w:ascii="Arial" w:hAnsi="Arial" w:eastAsia="Arial" w:cs="Arial"/>
                 <w:b w:val="0"/>
-                <w:sz w:val="16"/>
+                <w:color w:val="25282B"/>
+                <w:sz w:val="17"/>
               </w:rPr>
               <w:t>Öğrencilerin çalışan bir prototipe ve akran testinden gelen geri bildirimlere sahip olduğu kabul edilir.</w:t>
             </w:r>
@@ -1247,25 +1962,32 @@
         </w:trPr>
         <w:tc>
           <w:tcPr>
-            <w:tcW w:type="dxa" w:w="2438"/>
-            <w:vAlign w:val="center"/>
+            <w:tcW w:type="dxa" w:w="2466"/>
+            <w:vAlign w:val="top"/>
+            <w:shd w:fill="F1F2F3"/>
             <w:tcMar>
-              <w:top w:w="55" w:type="dxa"/>
-              <w:start w:w="70" w:type="dxa"/>
-              <w:bottom w:w="55" w:type="dxa"/>
-              <w:end w:w="70" w:type="dxa"/>
+              <w:top w:w="80" w:type="dxa"/>
+              <w:start w:w="95" w:type="dxa"/>
+              <w:bottom w:w="80" w:type="dxa"/>
+              <w:end w:w="95" w:type="dxa"/>
             </w:tcMar>
-            <w:shd w:fill="D9EAF7"/>
+            <w:tcBorders>
+              <w:top w:val="single" w:sz="4" w:color="B7BCC2"/>
+              <w:left w:val="single" w:sz="4" w:color="B7BCC2"/>
+              <w:bottom w:val="single" w:sz="4" w:color="B7BCC2"/>
+              <w:right w:val="single" w:sz="4" w:color="B7BCC2"/>
+            </w:tcBorders>
           </w:tcPr>
           <w:p>
             <w:pPr>
-              <w:spacing w:after="0" w:before="0" w:line="240" w:lineRule="auto"/>
+              <w:spacing w:before="0" w:after="0" w:line="245" w:lineRule="auto"/>
             </w:pPr>
             <w:r/>
             <w:r>
               <w:rPr>
-                <w:rFonts w:ascii="Arial" w:hAnsi="Arial" w:eastAsia="Arial"/>
+                <w:rFonts w:ascii="Arial" w:hAnsi="Arial" w:eastAsia="Arial" w:cs="Arial"/>
                 <w:b/>
+                <w:color w:val="25282B"/>
                 <w:sz w:val="17"/>
               </w:rPr>
               <w:t>Ön Değerlendirme Süreci</w:t>
@@ -1274,25 +1996,33 @@
         </w:tc>
         <w:tc>
           <w:tcPr>
-            <w:tcW w:type="dxa" w:w="8561"/>
-            <w:vAlign w:val="center"/>
+            <w:tcW w:type="dxa" w:w="7767"/>
+            <w:vAlign w:val="top"/>
+            <w:shd w:fill="FFFFFF"/>
             <w:tcMar>
-              <w:top w:w="55" w:type="dxa"/>
-              <w:start w:w="70" w:type="dxa"/>
-              <w:bottom w:w="55" w:type="dxa"/>
-              <w:end w:w="70" w:type="dxa"/>
+              <w:top w:w="80" w:type="dxa"/>
+              <w:start w:w="95" w:type="dxa"/>
+              <w:bottom w:w="80" w:type="dxa"/>
+              <w:end w:w="95" w:type="dxa"/>
             </w:tcMar>
+            <w:tcBorders>
+              <w:top w:val="single" w:sz="4" w:color="B7BCC2"/>
+              <w:left w:val="single" w:sz="4" w:color="B7BCC2"/>
+              <w:bottom w:val="single" w:sz="4" w:color="B7BCC2"/>
+              <w:right w:val="single" w:sz="4" w:color="B7BCC2"/>
+            </w:tcBorders>
           </w:tcPr>
           <w:p>
             <w:pPr>
-              <w:spacing w:before="0" w:after="0" w:line="240" w:lineRule="auto"/>
+              <w:spacing w:before="0" w:after="0" w:line="245" w:lineRule="auto"/>
             </w:pPr>
             <w:r/>
             <w:r>
               <w:rPr>
-                <w:rFonts w:ascii="Arial" w:hAnsi="Arial"/>
+                <w:rFonts w:ascii="Arial" w:hAnsi="Arial" w:eastAsia="Arial" w:cs="Arial"/>
                 <w:b w:val="0"/>
-                <w:sz w:val="16"/>
+                <w:color w:val="25282B"/>
+                <w:sz w:val="17"/>
               </w:rPr>
               <w:t>Gruplar önceki haftanın geri bildirimlerini “zorunlu düzeltme / yararlı geliştirme / şu an kapsam dışı” şeklinde sıralar. Neden her önerinin projeye eklenemeyeceği tartışılır.</w:t>
             </w:r>
@@ -1305,25 +2035,32 @@
         </w:trPr>
         <w:tc>
           <w:tcPr>
-            <w:tcW w:type="dxa" w:w="2438"/>
-            <w:vAlign w:val="center"/>
+            <w:tcW w:type="dxa" w:w="2466"/>
+            <w:vAlign w:val="top"/>
+            <w:shd w:fill="F1F2F3"/>
             <w:tcMar>
-              <w:top w:w="55" w:type="dxa"/>
-              <w:start w:w="70" w:type="dxa"/>
-              <w:bottom w:w="55" w:type="dxa"/>
-              <w:end w:w="70" w:type="dxa"/>
+              <w:top w:w="80" w:type="dxa"/>
+              <w:start w:w="95" w:type="dxa"/>
+              <w:bottom w:w="80" w:type="dxa"/>
+              <w:end w:w="95" w:type="dxa"/>
             </w:tcMar>
-            <w:shd w:fill="D9EAF7"/>
+            <w:tcBorders>
+              <w:top w:val="single" w:sz="4" w:color="B7BCC2"/>
+              <w:left w:val="single" w:sz="4" w:color="B7BCC2"/>
+              <w:bottom w:val="single" w:sz="4" w:color="B7BCC2"/>
+              <w:right w:val="single" w:sz="4" w:color="B7BCC2"/>
+            </w:tcBorders>
           </w:tcPr>
           <w:p>
             <w:pPr>
-              <w:spacing w:after="0" w:before="0" w:line="240" w:lineRule="auto"/>
+              <w:spacing w:before="0" w:after="0" w:line="245" w:lineRule="auto"/>
             </w:pPr>
             <w:r/>
             <w:r>
               <w:rPr>
-                <w:rFonts w:ascii="Arial" w:hAnsi="Arial" w:eastAsia="Arial"/>
+                <w:rFonts w:ascii="Arial" w:hAnsi="Arial" w:eastAsia="Arial" w:cs="Arial"/>
                 <w:b/>
+                <w:color w:val="25282B"/>
                 <w:sz w:val="17"/>
               </w:rPr>
               <w:t>Köprü Kurma</w:t>
@@ -1332,25 +2069,33 @@
         </w:tc>
         <w:tc>
           <w:tcPr>
-            <w:tcW w:type="dxa" w:w="8561"/>
-            <w:vAlign w:val="center"/>
+            <w:tcW w:type="dxa" w:w="7767"/>
+            <w:vAlign w:val="top"/>
+            <w:shd w:fill="FFFFFF"/>
             <w:tcMar>
-              <w:top w:w="55" w:type="dxa"/>
-              <w:start w:w="70" w:type="dxa"/>
-              <w:bottom w:w="55" w:type="dxa"/>
-              <w:end w:w="70" w:type="dxa"/>
+              <w:top w:w="80" w:type="dxa"/>
+              <w:start w:w="95" w:type="dxa"/>
+              <w:bottom w:w="80" w:type="dxa"/>
+              <w:end w:w="95" w:type="dxa"/>
             </w:tcMar>
+            <w:tcBorders>
+              <w:top w:val="single" w:sz="4" w:color="B7BCC2"/>
+              <w:left w:val="single" w:sz="4" w:color="B7BCC2"/>
+              <w:bottom w:val="single" w:sz="4" w:color="B7BCC2"/>
+              <w:right w:val="single" w:sz="4" w:color="B7BCC2"/>
+            </w:tcBorders>
           </w:tcPr>
           <w:p>
             <w:pPr>
-              <w:spacing w:before="0" w:after="0" w:line="240" w:lineRule="auto"/>
+              <w:spacing w:before="0" w:after="0" w:line="245" w:lineRule="auto"/>
             </w:pPr>
             <w:r/>
             <w:r>
               <w:rPr>
-                <w:rFonts w:ascii="Arial" w:hAnsi="Arial"/>
+                <w:rFonts w:ascii="Arial" w:hAnsi="Arial" w:eastAsia="Arial" w:cs="Arial"/>
                 <w:b w:val="0"/>
-                <w:sz w:val="16"/>
+                <w:color w:val="25282B"/>
+                <w:sz w:val="17"/>
               </w:rPr>
               <w:t>Bir taslak metnin geri bildirimle düzeltilmesi veya bir ürünün prototipten son ürüne ilerlemesi ile yazılımın sürüm sürüm geliştirilmesi arasında bağ kurulur.</w:t>
             </w:r>
@@ -1363,25 +2108,32 @@
         </w:trPr>
         <w:tc>
           <w:tcPr>
-            <w:tcW w:type="dxa" w:w="2438"/>
-            <w:vAlign w:val="center"/>
+            <w:tcW w:type="dxa" w:w="2466"/>
+            <w:vAlign w:val="top"/>
+            <w:shd w:fill="F1F2F3"/>
             <w:tcMar>
-              <w:top w:w="55" w:type="dxa"/>
-              <w:start w:w="70" w:type="dxa"/>
-              <w:bottom w:w="55" w:type="dxa"/>
-              <w:end w:w="70" w:type="dxa"/>
+              <w:top w:w="80" w:type="dxa"/>
+              <w:start w:w="95" w:type="dxa"/>
+              <w:bottom w:w="80" w:type="dxa"/>
+              <w:end w:w="95" w:type="dxa"/>
             </w:tcMar>
-            <w:shd w:fill="D9EAF7"/>
+            <w:tcBorders>
+              <w:top w:val="single" w:sz="4" w:color="B7BCC2"/>
+              <w:left w:val="single" w:sz="4" w:color="B7BCC2"/>
+              <w:bottom w:val="single" w:sz="4" w:color="B7BCC2"/>
+              <w:right w:val="single" w:sz="4" w:color="B7BCC2"/>
+            </w:tcBorders>
           </w:tcPr>
           <w:p>
             <w:pPr>
-              <w:spacing w:after="0" w:before="0" w:line="240" w:lineRule="auto"/>
+              <w:spacing w:before="0" w:after="0" w:line="245" w:lineRule="auto"/>
             </w:pPr>
             <w:r/>
             <w:r>
               <w:rPr>
-                <w:rFonts w:ascii="Arial" w:hAnsi="Arial" w:eastAsia="Arial"/>
+                <w:rFonts w:ascii="Arial" w:hAnsi="Arial" w:eastAsia="Arial" w:cs="Arial"/>
                 <w:b/>
+                <w:color w:val="25282B"/>
                 <w:sz w:val="17"/>
               </w:rPr>
               <w:t>Öğrenme-Öğretme Uygulamaları</w:t>
@@ -1390,25 +2142,32 @@
         </w:tc>
         <w:tc>
           <w:tcPr>
-            <w:tcW w:type="dxa" w:w="8561"/>
-            <w:vAlign w:val="center"/>
+            <w:tcW w:type="dxa" w:w="7767"/>
+            <w:vAlign w:val="top"/>
+            <w:shd w:fill="FFFFFF"/>
             <w:tcMar>
-              <w:top w:w="55" w:type="dxa"/>
-              <w:start w:w="70" w:type="dxa"/>
-              <w:bottom w:w="55" w:type="dxa"/>
-              <w:end w:w="70" w:type="dxa"/>
+              <w:top w:w="80" w:type="dxa"/>
+              <w:start w:w="95" w:type="dxa"/>
+              <w:bottom w:w="80" w:type="dxa"/>
+              <w:end w:w="95" w:type="dxa"/>
             </w:tcMar>
+            <w:tcBorders>
+              <w:top w:val="single" w:sz="4" w:color="B7BCC2"/>
+              <w:left w:val="single" w:sz="4" w:color="B7BCC2"/>
+              <w:bottom w:val="single" w:sz="4" w:color="B7BCC2"/>
+              <w:right w:val="single" w:sz="4" w:color="B7BCC2"/>
+            </w:tcBorders>
           </w:tcPr>
           <w:p>
             <w:pPr>
-              <w:spacing w:before="0" w:after="20" w:line="240" w:lineRule="auto"/>
+              <w:spacing w:before="0" w:after="22" w:line="245" w:lineRule="auto"/>
             </w:pPr>
             <w:r/>
             <w:r>
               <w:rPr>
-                <w:rFonts w:ascii="Arial" w:hAnsi="Arial"/>
+                <w:rFonts w:ascii="Arial" w:hAnsi="Arial" w:eastAsia="Arial" w:cs="Arial"/>
                 <w:b/>
-                <w:color w:val="1F4E79"/>
+                <w:color w:val="25282B"/>
                 <w:sz w:val="16"/>
               </w:rPr>
               <w:t>1. DERS SAATİ - İyileştirme</w:t>
@@ -1416,12 +2175,13 @@
           </w:p>
           <w:p>
             <w:pPr>
-              <w:spacing w:before="0" w:after="0" w:line="240" w:lineRule="auto"/>
+              <w:spacing w:before="0" w:after="22" w:line="245" w:lineRule="auto"/>
             </w:pPr>
             <w:r>
               <w:rPr>
-                <w:rFonts w:ascii="Arial" w:hAnsi="Arial"/>
-                <w:color w:val="000000"/>
+                <w:rFonts w:ascii="Arial" w:hAnsi="Arial" w:eastAsia="Arial" w:cs="Arial"/>
+                <w:b w:val="0"/>
+                <w:color w:val="25282B"/>
                 <w:sz w:val="16"/>
               </w:rPr>
               <w:t>Gruplar öncelikli hataları giderir; kullanıcının ne yapacağını anlamasını kolaylaştıran yönerge, buton, başlangıç ekranı veya görsel geri bildirim gibi unsurları ihtiyaç kadar ekler.</w:t>
@@ -1429,12 +2189,13 @@
           </w:p>
           <w:p>
             <w:pPr>
-              <w:spacing w:before="0" w:after="0" w:line="240" w:lineRule="auto"/>
+              <w:spacing w:before="0" w:after="22" w:line="245" w:lineRule="auto"/>
             </w:pPr>
             <w:r>
               <w:rPr>
-                <w:rFonts w:ascii="Arial" w:hAnsi="Arial"/>
-                <w:color w:val="000000"/>
+                <w:rFonts w:ascii="Arial" w:hAnsi="Arial" w:eastAsia="Arial" w:cs="Arial"/>
+                <w:b w:val="0"/>
+                <w:color w:val="25282B"/>
                 <w:sz w:val="16"/>
               </w:rPr>
               <w:t>Koşul/döngü/değişken kullanımının gereksiz veya hatalı olduğu yerler sadeleştirilir. Kod bloklarının okunabilirliği ve düzeni gözden geçirilir.</w:t>
@@ -1442,12 +2203,13 @@
           </w:p>
           <w:p>
             <w:pPr>
-              <w:spacing w:before="0" w:after="0" w:line="240" w:lineRule="auto"/>
+              <w:spacing w:before="0" w:after="22" w:line="245" w:lineRule="auto"/>
             </w:pPr>
             <w:r>
               <w:rPr>
-                <w:rFonts w:ascii="Arial" w:hAnsi="Arial"/>
-                <w:color w:val="000000"/>
+                <w:rFonts w:ascii="Arial" w:hAnsi="Arial" w:eastAsia="Arial" w:cs="Arial"/>
+                <w:b w:val="0"/>
+                <w:color w:val="25282B"/>
                 <w:sz w:val="16"/>
               </w:rPr>
               <w:t>Her önemli değişiklikten sonra proje yeniden çalıştırılarak önceki işlevlerin bozulup bozulmadığı kontrol edilir.</w:t>
@@ -1455,13 +2217,13 @@
           </w:p>
           <w:p>
             <w:pPr>
-              <w:spacing w:before="0" w:after="20" w:line="240" w:lineRule="auto"/>
+              <w:spacing w:before="0" w:after="22" w:line="245" w:lineRule="auto"/>
             </w:pPr>
             <w:r>
               <w:rPr>
-                <w:rFonts w:ascii="Arial" w:hAnsi="Arial"/>
+                <w:rFonts w:ascii="Arial" w:hAnsi="Arial" w:eastAsia="Arial" w:cs="Arial"/>
                 <w:b/>
-                <w:color w:val="1F4E79"/>
+                <w:color w:val="25282B"/>
                 <w:sz w:val="16"/>
               </w:rPr>
               <w:t>2. DERS SAATİ - Değerlendirme hazırlığı</w:t>
@@ -1469,12 +2231,13 @@
           </w:p>
           <w:p>
             <w:pPr>
-              <w:spacing w:before="0" w:after="0" w:line="240" w:lineRule="auto"/>
+              <w:spacing w:before="0" w:after="22" w:line="245" w:lineRule="auto"/>
             </w:pPr>
             <w:r>
               <w:rPr>
-                <w:rFonts w:ascii="Arial" w:hAnsi="Arial"/>
-                <w:color w:val="000000"/>
+                <w:rFonts w:ascii="Arial" w:hAnsi="Arial" w:eastAsia="Arial" w:cs="Arial"/>
+                <w:b w:val="0"/>
+                <w:color w:val="25282B"/>
                 <w:sz w:val="16"/>
               </w:rPr>
               <w:t>Gruplar projelerini işlevsellik, kullanıcıya uygunluk, görsel açıklık, hatasız çalışma ve kullanılan programlama bileşenlerinin amaca uygunluğu ölçütleriyle öz değerlendirir.</w:t>
@@ -1482,12 +2245,13 @@
           </w:p>
           <w:p>
             <w:pPr>
-              <w:spacing w:before="0" w:after="0" w:line="240" w:lineRule="auto"/>
+              <w:spacing w:before="0" w:after="22" w:line="245" w:lineRule="auto"/>
             </w:pPr>
             <w:r>
               <w:rPr>
-                <w:rFonts w:ascii="Arial" w:hAnsi="Arial"/>
-                <w:color w:val="000000"/>
+                <w:rFonts w:ascii="Arial" w:hAnsi="Arial" w:eastAsia="Arial" w:cs="Arial"/>
+                <w:b w:val="0"/>
+                <w:color w:val="25282B"/>
                 <w:sz w:val="16"/>
               </w:rPr>
               <w:t>Proje tanıtımı için kısa sunum hazırlanır: amaç, kullanıcı, temel özellikler, kullanılan koşul/döngü/değişkenler, karşılaşılan bir hata ve nasıl çözüldüğü.</w:t>
@@ -1495,12 +2259,13 @@
           </w:p>
           <w:p>
             <w:pPr>
-              <w:spacing w:before="0" w:after="0" w:line="240" w:lineRule="auto"/>
+              <w:spacing w:before="0" w:after="22" w:line="245" w:lineRule="auto"/>
             </w:pPr>
             <w:r>
               <w:rPr>
-                <w:rFonts w:ascii="Arial" w:hAnsi="Arial"/>
-                <w:color w:val="000000"/>
+                <w:rFonts w:ascii="Arial" w:hAnsi="Arial" w:eastAsia="Arial" w:cs="Arial"/>
+                <w:b w:val="0"/>
+                <w:color w:val="25282B"/>
                 <w:sz w:val="16"/>
               </w:rPr>
               <w:t>Son test yapılarak proje dosyası anlamlı adla kaydedilir/yedeklenir. Final sunum ve değerlendirme sınav haftasından sonraki 36. haftaya bırakılır.</w:t>
@@ -1514,25 +2279,32 @@
         </w:trPr>
         <w:tc>
           <w:tcPr>
-            <w:tcW w:type="dxa" w:w="2438"/>
-            <w:vAlign w:val="center"/>
+            <w:tcW w:type="dxa" w:w="2466"/>
+            <w:vAlign w:val="top"/>
+            <w:shd w:fill="F1F2F3"/>
             <w:tcMar>
-              <w:top w:w="55" w:type="dxa"/>
-              <w:start w:w="70" w:type="dxa"/>
-              <w:bottom w:w="55" w:type="dxa"/>
-              <w:end w:w="70" w:type="dxa"/>
+              <w:top w:w="80" w:type="dxa"/>
+              <w:start w:w="95" w:type="dxa"/>
+              <w:bottom w:w="80" w:type="dxa"/>
+              <w:end w:w="95" w:type="dxa"/>
             </w:tcMar>
-            <w:shd w:fill="D9EAF7"/>
+            <w:tcBorders>
+              <w:top w:val="single" w:sz="4" w:color="B7BCC2"/>
+              <w:left w:val="single" w:sz="4" w:color="B7BCC2"/>
+              <w:bottom w:val="single" w:sz="4" w:color="B7BCC2"/>
+              <w:right w:val="single" w:sz="4" w:color="B7BCC2"/>
+            </w:tcBorders>
           </w:tcPr>
           <w:p>
             <w:pPr>
-              <w:spacing w:after="0" w:before="0" w:line="240" w:lineRule="auto"/>
+              <w:spacing w:before="0" w:after="0" w:line="245" w:lineRule="auto"/>
             </w:pPr>
             <w:r/>
             <w:r>
               <w:rPr>
-                <w:rFonts w:ascii="Arial" w:hAnsi="Arial" w:eastAsia="Arial"/>
+                <w:rFonts w:ascii="Arial" w:hAnsi="Arial" w:eastAsia="Arial" w:cs="Arial"/>
                 <w:b/>
+                <w:color w:val="25282B"/>
                 <w:sz w:val="17"/>
               </w:rPr>
               <w:t>Farklılaştırma – Destekleme</w:t>
@@ -1541,25 +2313,33 @@
         </w:tc>
         <w:tc>
           <w:tcPr>
-            <w:tcW w:type="dxa" w:w="8561"/>
-            <w:vAlign w:val="center"/>
+            <w:tcW w:type="dxa" w:w="7767"/>
+            <w:vAlign w:val="top"/>
+            <w:shd w:fill="FFFFFF"/>
             <w:tcMar>
-              <w:top w:w="55" w:type="dxa"/>
-              <w:start w:w="70" w:type="dxa"/>
-              <w:bottom w:w="55" w:type="dxa"/>
-              <w:end w:w="70" w:type="dxa"/>
+              <w:top w:w="80" w:type="dxa"/>
+              <w:start w:w="95" w:type="dxa"/>
+              <w:bottom w:w="80" w:type="dxa"/>
+              <w:end w:w="95" w:type="dxa"/>
             </w:tcMar>
+            <w:tcBorders>
+              <w:top w:val="single" w:sz="4" w:color="B7BCC2"/>
+              <w:left w:val="single" w:sz="4" w:color="B7BCC2"/>
+              <w:bottom w:val="single" w:sz="4" w:color="B7BCC2"/>
+              <w:right w:val="single" w:sz="4" w:color="B7BCC2"/>
+            </w:tcBorders>
           </w:tcPr>
           <w:p>
             <w:pPr>
-              <w:spacing w:before="0" w:after="0" w:line="240" w:lineRule="auto"/>
+              <w:spacing w:before="0" w:after="0" w:line="245" w:lineRule="auto"/>
             </w:pPr>
             <w:r/>
             <w:r>
               <w:rPr>
-                <w:rFonts w:ascii="Arial" w:hAnsi="Arial"/>
+                <w:rFonts w:ascii="Arial" w:hAnsi="Arial" w:eastAsia="Arial" w:cs="Arial"/>
                 <w:b w:val="0"/>
-                <w:sz w:val="16"/>
+                <w:color w:val="25282B"/>
+                <w:sz w:val="17"/>
               </w:rPr>
               <w:t>Önceliklendirme listesi öğretmenle birlikte sadeleştirilir; öğrenci yalnızca temel çalışan sürümü tamamlamaya yönlendirilebilir.</w:t>
             </w:r>
@@ -1572,25 +2352,32 @@
         </w:trPr>
         <w:tc>
           <w:tcPr>
-            <w:tcW w:type="dxa" w:w="2438"/>
-            <w:vAlign w:val="center"/>
+            <w:tcW w:type="dxa" w:w="2466"/>
+            <w:vAlign w:val="top"/>
+            <w:shd w:fill="F1F2F3"/>
             <w:tcMar>
-              <w:top w:w="55" w:type="dxa"/>
-              <w:start w:w="70" w:type="dxa"/>
-              <w:bottom w:w="55" w:type="dxa"/>
-              <w:end w:w="70" w:type="dxa"/>
+              <w:top w:w="80" w:type="dxa"/>
+              <w:start w:w="95" w:type="dxa"/>
+              <w:bottom w:w="80" w:type="dxa"/>
+              <w:end w:w="95" w:type="dxa"/>
             </w:tcMar>
-            <w:shd w:fill="D9EAF7"/>
+            <w:tcBorders>
+              <w:top w:val="single" w:sz="4" w:color="B7BCC2"/>
+              <w:left w:val="single" w:sz="4" w:color="B7BCC2"/>
+              <w:bottom w:val="single" w:sz="4" w:color="B7BCC2"/>
+              <w:right w:val="single" w:sz="4" w:color="B7BCC2"/>
+            </w:tcBorders>
           </w:tcPr>
           <w:p>
             <w:pPr>
-              <w:spacing w:after="0" w:before="0" w:line="240" w:lineRule="auto"/>
+              <w:spacing w:before="0" w:after="0" w:line="245" w:lineRule="auto"/>
             </w:pPr>
             <w:r/>
             <w:r>
               <w:rPr>
-                <w:rFonts w:ascii="Arial" w:hAnsi="Arial" w:eastAsia="Arial"/>
+                <w:rFonts w:ascii="Arial" w:hAnsi="Arial" w:eastAsia="Arial" w:cs="Arial"/>
                 <w:b/>
+                <w:color w:val="25282B"/>
                 <w:sz w:val="17"/>
               </w:rPr>
               <w:t>Farklılaştırma – Zenginleştirme</w:t>
@@ -1599,25 +2386,33 @@
         </w:tc>
         <w:tc>
           <w:tcPr>
-            <w:tcW w:type="dxa" w:w="8561"/>
-            <w:vAlign w:val="center"/>
+            <w:tcW w:type="dxa" w:w="7767"/>
+            <w:vAlign w:val="top"/>
+            <w:shd w:fill="FFFFFF"/>
             <w:tcMar>
-              <w:top w:w="55" w:type="dxa"/>
-              <w:start w:w="70" w:type="dxa"/>
-              <w:bottom w:w="55" w:type="dxa"/>
-              <w:end w:w="70" w:type="dxa"/>
+              <w:top w:w="80" w:type="dxa"/>
+              <w:start w:w="95" w:type="dxa"/>
+              <w:bottom w:w="80" w:type="dxa"/>
+              <w:end w:w="95" w:type="dxa"/>
             </w:tcMar>
+            <w:tcBorders>
+              <w:top w:val="single" w:sz="4" w:color="B7BCC2"/>
+              <w:left w:val="single" w:sz="4" w:color="B7BCC2"/>
+              <w:bottom w:val="single" w:sz="4" w:color="B7BCC2"/>
+              <w:right w:val="single" w:sz="4" w:color="B7BCC2"/>
+            </w:tcBorders>
           </w:tcPr>
           <w:p>
             <w:pPr>
-              <w:spacing w:before="0" w:after="0" w:line="240" w:lineRule="auto"/>
+              <w:spacing w:before="0" w:after="0" w:line="245" w:lineRule="auto"/>
             </w:pPr>
             <w:r/>
             <w:r>
               <w:rPr>
-                <w:rFonts w:ascii="Arial" w:hAnsi="Arial"/>
+                <w:rFonts w:ascii="Arial" w:hAnsi="Arial" w:eastAsia="Arial" w:cs="Arial"/>
                 <w:b w:val="0"/>
-                <w:sz w:val="16"/>
+                <w:color w:val="25282B"/>
+                <w:sz w:val="17"/>
               </w:rPr>
               <w:t>Öğrenciler puan sistemi, seviye, ses/animasyon veya alternatif kullanıcı akışı gibi ek özellikler ekleyebilir ancak temel işlevselliği riske atmaması beklenir.</w:t>
             </w:r>
@@ -1627,230 +2422,10 @@
     </w:tbl>
     <w:p>
       <w:pPr>
-        <w:pStyle w:val="SectionHead"/>
-        <w:jc w:val="left"/>
+        <w:widowControl/>
       </w:pPr>
       <w:r>
-        <w:rPr>
-          <w:color w:val="1F4E78"/>
-        </w:rPr>
-        <w:t>IV. BÖLÜM: ÖLÇME VE DEĞERLENDİRME / ÖĞRENME KANITLARI</w:t>
-      </w:r>
-    </w:p>
-    <w:tbl>
-      <w:tblPr>
-        <w:tblW w:type="auto" w:w="0"/>
-        <w:jc w:val="center"/>
-        <w:tblLayout w:type="fixed"/>
-        <w:tblLook w:firstColumn="1" w:firstRow="1" w:lastColumn="0" w:lastRow="0" w:noHBand="0" w:noVBand="1" w:val="04A0"/>
-        <w:tblBorders>
-          <w:top w:val="single" w:sz="5" w:color="7F8C8D"/>
-          <w:left w:val="single" w:sz="5" w:color="7F8C8D"/>
-          <w:bottom w:val="single" w:sz="5" w:color="7F8C8D"/>
-          <w:right w:val="single" w:sz="5" w:color="7F8C8D"/>
-          <w:insideH w:val="single" w:sz="5" w:color="7F8C8D"/>
-          <w:insideV w:val="single" w:sz="5" w:color="7F8C8D"/>
-        </w:tblBorders>
-      </w:tblPr>
-      <w:tblGrid>
-        <w:gridCol w:w="10546"/>
-      </w:tblGrid>
-      <w:tr>
-        <w:trPr>
-          <w:cantSplit/>
-        </w:trPr>
-        <w:tc>
-          <w:tcPr>
-            <w:tcW w:type="dxa" w:w="10998"/>
-            <w:vAlign w:val="center"/>
-            <w:tcMar>
-              <w:top w:w="55" w:type="dxa"/>
-              <w:start w:w="70" w:type="dxa"/>
-              <w:bottom w:w="55" w:type="dxa"/>
-              <w:end w:w="70" w:type="dxa"/>
-            </w:tcMar>
-          </w:tcPr>
-          <w:p>
-            <w:pPr>
-              <w:spacing w:before="0" w:after="0" w:line="240" w:lineRule="auto"/>
-            </w:pPr>
-            <w:r/>
-            <w:r>
-              <w:rPr>
-                <w:rFonts w:ascii="Arial" w:hAnsi="Arial"/>
-                <w:b w:val="0"/>
-                <w:sz w:val="16"/>
-              </w:rPr>
-              <w:t>Proje rubriğiyle öz değerlendirme, öğretmen gözlemi, sürüm/iyileştirme listesi ve son test kontrolü kullanılır.</w:t>
-            </w:r>
-          </w:p>
-        </w:tc>
-      </w:tr>
-    </w:tbl>
-    <w:p>
-      <w:pPr>
-        <w:pStyle w:val="SectionHead"/>
-        <w:jc w:val="left"/>
-      </w:pPr>
-      <w:r>
-        <w:rPr>
-          <w:color w:val="1F4E78"/>
-        </w:rPr>
-        <w:t>V. BÖLÜM: DERSİN DİĞER DERSLERLE İLİŞKİSİ</w:t>
-      </w:r>
-    </w:p>
-    <w:tbl>
-      <w:tblPr>
-        <w:tblW w:type="auto" w:w="0"/>
-        <w:jc w:val="center"/>
-        <w:tblLayout w:type="fixed"/>
-        <w:tblLook w:firstColumn="1" w:firstRow="1" w:lastColumn="0" w:lastRow="0" w:noHBand="0" w:noVBand="1" w:val="04A0"/>
-        <w:tblBorders>
-          <w:top w:val="single" w:sz="5" w:color="7F8C8D"/>
-          <w:left w:val="single" w:sz="5" w:color="7F8C8D"/>
-          <w:bottom w:val="single" w:sz="5" w:color="7F8C8D"/>
-          <w:right w:val="single" w:sz="5" w:color="7F8C8D"/>
-          <w:insideH w:val="single" w:sz="5" w:color="7F8C8D"/>
-          <w:insideV w:val="single" w:sz="5" w:color="7F8C8D"/>
-        </w:tblBorders>
-      </w:tblPr>
-      <w:tblGrid>
-        <w:gridCol w:w="10546"/>
-      </w:tblGrid>
-      <w:tr>
-        <w:trPr>
-          <w:cantSplit/>
-        </w:trPr>
-        <w:tc>
-          <w:tcPr>
-            <w:tcW w:type="dxa" w:w="10998"/>
-            <w:vAlign w:val="center"/>
-            <w:tcMar>
-              <w:top w:w="55" w:type="dxa"/>
-              <w:start w:w="70" w:type="dxa"/>
-              <w:bottom w:w="55" w:type="dxa"/>
-              <w:end w:w="70" w:type="dxa"/>
-            </w:tcMar>
-          </w:tcPr>
-          <w:p>
-            <w:pPr>
-              <w:spacing w:before="0" w:after="0" w:line="240" w:lineRule="auto"/>
-            </w:pPr>
-            <w:r/>
-            <w:r>
-              <w:rPr>
-                <w:rFonts w:ascii="Arial" w:hAnsi="Arial"/>
-                <w:b w:val="0"/>
-                <w:sz w:val="16"/>
-              </w:rPr>
-              <w:t>Görsel Sanatlar, Matematik, Sosyal Bilgiler, Türkçe</w:t>
-            </w:r>
-          </w:p>
-        </w:tc>
-      </w:tr>
-    </w:tbl>
-    <w:p>
-      <w:pPr>
-        <w:pStyle w:val="SectionHead"/>
-        <w:jc w:val="left"/>
-      </w:pPr>
-      <w:r>
-        <w:rPr>
-          <w:color w:val="1F4E78"/>
-        </w:rPr>
-        <w:t>VI. BÖLÜM: PLANIN UYGULANMASIYLA İLGİLİ DİĞER AÇIKLAMALAR</w:t>
-      </w:r>
-    </w:p>
-    <w:tbl>
-      <w:tblPr>
-        <w:tblW w:type="auto" w:w="0"/>
-        <w:jc w:val="center"/>
-        <w:tblLayout w:type="fixed"/>
-        <w:tblLook w:firstColumn="1" w:firstRow="1" w:lastColumn="0" w:lastRow="0" w:noHBand="0" w:noVBand="1" w:val="04A0"/>
-        <w:tblBorders>
-          <w:top w:val="single" w:sz="5" w:color="7F8C8D"/>
-          <w:left w:val="single" w:sz="5" w:color="7F8C8D"/>
-          <w:bottom w:val="single" w:sz="5" w:color="7F8C8D"/>
-          <w:right w:val="single" w:sz="5" w:color="7F8C8D"/>
-          <w:insideH w:val="single" w:sz="5" w:color="7F8C8D"/>
-          <w:insideV w:val="single" w:sz="5" w:color="7F8C8D"/>
-        </w:tblBorders>
-      </w:tblPr>
-      <w:tblGrid>
-        <w:gridCol w:w="5273"/>
-        <w:gridCol w:w="5273"/>
-      </w:tblGrid>
-      <w:tr>
-        <w:trPr>
-          <w:cantSplit/>
-        </w:trPr>
-        <w:tc>
-          <w:tcPr>
-            <w:tcW w:type="dxa" w:w="2438"/>
-            <w:vAlign w:val="center"/>
-            <w:tcMar>
-              <w:top w:w="55" w:type="dxa"/>
-              <w:start w:w="70" w:type="dxa"/>
-              <w:bottom w:w="55" w:type="dxa"/>
-              <w:end w:w="70" w:type="dxa"/>
-            </w:tcMar>
-            <w:shd w:fill="D9EAF7"/>
-          </w:tcPr>
-          <w:p>
-            <w:pPr>
-              <w:spacing w:after="0" w:before="0" w:line="240" w:lineRule="auto"/>
-            </w:pPr>
-            <w:r/>
-            <w:r>
-              <w:rPr>
-                <w:rFonts w:ascii="Arial" w:hAnsi="Arial" w:eastAsia="Arial"/>
-                <w:b/>
-                <w:sz w:val="17"/>
-              </w:rPr>
-              <w:t>Uygulama Notları</w:t>
-            </w:r>
-          </w:p>
-        </w:tc>
-        <w:tc>
-          <w:tcPr>
-            <w:tcW w:type="dxa" w:w="8561"/>
-            <w:vAlign w:val="center"/>
-            <w:tcMar>
-              <w:top w:w="55" w:type="dxa"/>
-              <w:start w:w="70" w:type="dxa"/>
-              <w:bottom w:w="55" w:type="dxa"/>
-              <w:end w:w="70" w:type="dxa"/>
-            </w:tcMar>
-          </w:tcPr>
-          <w:p>
-            <w:pPr>
-              <w:spacing w:before="0" w:after="0" w:line="240" w:lineRule="auto"/>
-            </w:pPr>
-            <w:r/>
-            <w:r>
-              <w:rPr>
-                <w:rFonts w:ascii="Arial" w:hAnsi="Arial"/>
-                <w:b w:val="0"/>
-                <w:sz w:val="16"/>
-              </w:rPr>
-              <w:t>Yeni özellik eklemekten önce çalışan temel sürüm korunur; dosya yedeği alınması önerilir.</w:t>
-            </w:r>
-          </w:p>
-        </w:tc>
-      </w:tr>
-    </w:tbl>
-    <w:p>
-      <w:pPr>
-        <w:spacing w:before="100" w:after="0"/>
-        <w:jc w:val="center"/>
-      </w:pPr>
-      <w:r>
-        <w:rPr>
-          <w:rFonts w:ascii="Arial" w:hAnsi="Arial"/>
-          <w:b/>
-          <w:sz w:val="18"/>
-        </w:rPr>
-        <w:t>Uygundur</w:t>
+        <w:br w:type="page"/>
       </w:r>
     </w:p>
     <w:tbl>
@@ -1861,8 +2436,247 @@
         <w:tblLook w:firstColumn="1" w:firstRow="1" w:lastColumn="0" w:lastRow="0" w:noHBand="0" w:noVBand="1" w:val="04A0"/>
       </w:tblPr>
       <w:tblGrid>
-        <w:gridCol w:w="5273"/>
-        <w:gridCol w:w="5273"/>
+        <w:gridCol w:w="10234"/>
+      </w:tblGrid>
+      <w:tr>
+        <w:tc>
+          <w:tcPr>
+            <w:tcW w:type="dxa" w:w="10234"/>
+            <w:shd w:fill="D9D9D9"/>
+            <w:tcMar>
+              <w:top w:w="65" w:type="dxa"/>
+              <w:start w:w="100" w:type="dxa"/>
+              <w:bottom w:w="65" w:type="dxa"/>
+              <w:end w:w="100" w:type="dxa"/>
+            </w:tcMar>
+            <w:tcBorders>
+              <w:top w:val="single" w:sz="5" w:color="8F949A"/>
+              <w:left w:val="single" w:sz="5" w:color="8F949A"/>
+              <w:bottom w:val="single" w:sz="5" w:color="8F949A"/>
+              <w:right w:val="single" w:sz="5" w:color="8F949A"/>
+            </w:tcBorders>
+          </w:tcPr>
+          <w:p>
+            <w:pPr>
+              <w:spacing w:after="0"/>
+            </w:pPr>
+            <w:r>
+              <w:rPr>
+                <w:rFonts w:ascii="Arial" w:hAnsi="Arial" w:eastAsia="Arial" w:cs="Arial"/>
+                <w:b/>
+                <w:color w:val="25282B"/>
+                <w:sz w:val="18"/>
+              </w:rPr>
+              <w:t>IV. BÖLÜM: ÖLÇME VE DEĞERLENDİRME / ÖĞRENME KANITLARI</w:t>
+            </w:r>
+          </w:p>
+        </w:tc>
+      </w:tr>
+    </w:tbl>
+    <w:tbl>
+      <w:tblPr>
+        <w:tblW w:type="auto" w:w="0"/>
+        <w:jc w:val="center"/>
+        <w:tblLayout w:type="fixed"/>
+        <w:tblLook w:firstColumn="1" w:firstRow="1" w:lastColumn="0" w:lastRow="0" w:noHBand="0" w:noVBand="1" w:val="04A0"/>
+      </w:tblPr>
+      <w:tblGrid>
+        <w:gridCol w:w="10234"/>
+      </w:tblGrid>
+      <w:tr>
+        <w:tc>
+          <w:tcPr>
+            <w:tcW w:type="dxa" w:w="10234"/>
+            <w:shd w:fill="FFFFFF"/>
+            <w:tcMar>
+              <w:top w:w="90" w:type="dxa"/>
+              <w:start w:w="105" w:type="dxa"/>
+              <w:bottom w:w="90" w:type="dxa"/>
+              <w:end w:w="105" w:type="dxa"/>
+            </w:tcMar>
+            <w:tcBorders>
+              <w:top w:val="single" w:sz="4" w:color="B7BCC2"/>
+              <w:left w:val="single" w:sz="4" w:color="B7BCC2"/>
+              <w:bottom w:val="single" w:sz="4" w:color="B7BCC2"/>
+              <w:right w:val="single" w:sz="4" w:color="B7BCC2"/>
+            </w:tcBorders>
+          </w:tcPr>
+          <w:p>
+            <w:pPr>
+              <w:spacing w:before="0" w:after="0" w:line="245" w:lineRule="auto"/>
+            </w:pPr>
+            <w:r/>
+            <w:r>
+              <w:rPr>
+                <w:rFonts w:ascii="Arial" w:hAnsi="Arial" w:eastAsia="Arial" w:cs="Arial"/>
+                <w:b w:val="0"/>
+                <w:color w:val="25282B"/>
+                <w:sz w:val="17"/>
+              </w:rPr>
+              <w:t>Proje rubriğiyle öz değerlendirme, öğretmen gözlemi, sürüm/iyileştirme listesi ve son test kontrolü kullanılır.</w:t>
+            </w:r>
+          </w:p>
+        </w:tc>
+      </w:tr>
+    </w:tbl>
+    <w:p>
+      <w:pPr>
+        <w:widowControl/>
+        <w:spacing w:after="0"/>
+      </w:pPr>
+    </w:p>
+    <w:tbl>
+      <w:tblPr>
+        <w:tblW w:type="auto" w:w="0"/>
+        <w:jc w:val="center"/>
+        <w:tblLayout w:type="fixed"/>
+        <w:tblLook w:firstColumn="1" w:firstRow="1" w:lastColumn="0" w:lastRow="0" w:noHBand="0" w:noVBand="1" w:val="04A0"/>
+      </w:tblPr>
+      <w:tblGrid>
+        <w:gridCol w:w="10234"/>
+      </w:tblGrid>
+      <w:tr>
+        <w:tc>
+          <w:tcPr>
+            <w:tcW w:type="dxa" w:w="10234"/>
+            <w:shd w:fill="D9D9D9"/>
+            <w:tcMar>
+              <w:top w:w="65" w:type="dxa"/>
+              <w:start w:w="100" w:type="dxa"/>
+              <w:bottom w:w="65" w:type="dxa"/>
+              <w:end w:w="100" w:type="dxa"/>
+            </w:tcMar>
+            <w:tcBorders>
+              <w:top w:val="single" w:sz="5" w:color="8F949A"/>
+              <w:left w:val="single" w:sz="5" w:color="8F949A"/>
+              <w:bottom w:val="single" w:sz="5" w:color="8F949A"/>
+              <w:right w:val="single" w:sz="5" w:color="8F949A"/>
+            </w:tcBorders>
+          </w:tcPr>
+          <w:p>
+            <w:pPr>
+              <w:spacing w:after="0"/>
+            </w:pPr>
+            <w:r>
+              <w:rPr>
+                <w:rFonts w:ascii="Arial" w:hAnsi="Arial" w:eastAsia="Arial" w:cs="Arial"/>
+                <w:b/>
+                <w:color w:val="25282B"/>
+                <w:sz w:val="18"/>
+              </w:rPr>
+              <w:t>V. BÖLÜM: DERSİN DİĞER DERSLERLE İLİŞKİSİ</w:t>
+            </w:r>
+          </w:p>
+        </w:tc>
+      </w:tr>
+    </w:tbl>
+    <w:tbl>
+      <w:tblPr>
+        <w:tblW w:type="auto" w:w="0"/>
+        <w:jc w:val="center"/>
+        <w:tblLayout w:type="fixed"/>
+        <w:tblLook w:firstColumn="1" w:firstRow="1" w:lastColumn="0" w:lastRow="0" w:noHBand="0" w:noVBand="1" w:val="04A0"/>
+      </w:tblPr>
+      <w:tblGrid>
+        <w:gridCol w:w="10234"/>
+      </w:tblGrid>
+      <w:tr>
+        <w:tc>
+          <w:tcPr>
+            <w:tcW w:type="dxa" w:w="10234"/>
+            <w:shd w:fill="FFFFFF"/>
+            <w:tcMar>
+              <w:top w:w="85" w:type="dxa"/>
+              <w:start w:w="105" w:type="dxa"/>
+              <w:bottom w:w="85" w:type="dxa"/>
+              <w:end w:w="105" w:type="dxa"/>
+            </w:tcMar>
+            <w:tcBorders>
+              <w:top w:val="single" w:sz="4" w:color="B7BCC2"/>
+              <w:left w:val="single" w:sz="4" w:color="B7BCC2"/>
+              <w:bottom w:val="single" w:sz="4" w:color="B7BCC2"/>
+              <w:right w:val="single" w:sz="4" w:color="B7BCC2"/>
+            </w:tcBorders>
+          </w:tcPr>
+          <w:p>
+            <w:pPr>
+              <w:spacing w:before="0" w:after="0" w:line="245" w:lineRule="auto"/>
+            </w:pPr>
+            <w:r/>
+            <w:r>
+              <w:rPr>
+                <w:rFonts w:ascii="Arial" w:hAnsi="Arial" w:eastAsia="Arial" w:cs="Arial"/>
+                <w:b w:val="0"/>
+                <w:color w:val="25282B"/>
+                <w:sz w:val="17"/>
+              </w:rPr>
+              <w:t>Görsel Sanatlar, Matematik, Sosyal Bilgiler, Türkçe</w:t>
+            </w:r>
+          </w:p>
+        </w:tc>
+      </w:tr>
+    </w:tbl>
+    <w:p>
+      <w:pPr>
+        <w:widowControl/>
+        <w:spacing w:after="0"/>
+      </w:pPr>
+    </w:p>
+    <w:tbl>
+      <w:tblPr>
+        <w:tblW w:type="auto" w:w="0"/>
+        <w:jc w:val="center"/>
+        <w:tblLayout w:type="fixed"/>
+        <w:tblLook w:firstColumn="1" w:firstRow="1" w:lastColumn="0" w:lastRow="0" w:noHBand="0" w:noVBand="1" w:val="04A0"/>
+      </w:tblPr>
+      <w:tblGrid>
+        <w:gridCol w:w="10234"/>
+      </w:tblGrid>
+      <w:tr>
+        <w:tc>
+          <w:tcPr>
+            <w:tcW w:type="dxa" w:w="10234"/>
+            <w:shd w:fill="D9D9D9"/>
+            <w:tcMar>
+              <w:top w:w="65" w:type="dxa"/>
+              <w:start w:w="100" w:type="dxa"/>
+              <w:bottom w:w="65" w:type="dxa"/>
+              <w:end w:w="100" w:type="dxa"/>
+            </w:tcMar>
+            <w:tcBorders>
+              <w:top w:val="single" w:sz="5" w:color="8F949A"/>
+              <w:left w:val="single" w:sz="5" w:color="8F949A"/>
+              <w:bottom w:val="single" w:sz="5" w:color="8F949A"/>
+              <w:right w:val="single" w:sz="5" w:color="8F949A"/>
+            </w:tcBorders>
+          </w:tcPr>
+          <w:p>
+            <w:pPr>
+              <w:spacing w:after="0"/>
+            </w:pPr>
+            <w:r>
+              <w:rPr>
+                <w:rFonts w:ascii="Arial" w:hAnsi="Arial" w:eastAsia="Arial" w:cs="Arial"/>
+                <w:b/>
+                <w:color w:val="25282B"/>
+                <w:sz w:val="18"/>
+              </w:rPr>
+              <w:t>VI. BÖLÜM: PLANIN UYGULANMASIYLA İLGİLİ DİĞER AÇIKLAMALAR</w:t>
+            </w:r>
+          </w:p>
+        </w:tc>
+      </w:tr>
+    </w:tbl>
+    <w:tbl>
+      <w:tblPr>
+        <w:tblW w:type="auto" w:w="0"/>
+        <w:jc w:val="center"/>
+        <w:tblLayout w:type="fixed"/>
+        <w:tblLook w:firstColumn="1" w:firstRow="1" w:lastColumn="0" w:lastRow="0" w:noHBand="0" w:noVBand="1" w:val="04A0"/>
+      </w:tblPr>
+      <w:tblGrid>
+        <w:gridCol w:w="2523"/>
+        <w:gridCol w:w="7711"/>
       </w:tblGrid>
       <w:tr>
         <w:trPr>
@@ -1870,155 +2684,289 @@
         </w:trPr>
         <w:tc>
           <w:tcPr>
-            <w:tcW w:type="dxa" w:w="5499"/>
+            <w:tcW w:type="dxa" w:w="2523"/>
+            <w:vAlign w:val="top"/>
+            <w:shd w:fill="F1F2F3"/>
             <w:tcMar>
-              <w:top w:w="40" w:type="dxa"/>
-              <w:start w:w="40" w:type="dxa"/>
-              <w:bottom w:w="40" w:type="dxa"/>
-              <w:end w:w="40" w:type="dxa"/>
+              <w:top w:w="72" w:type="dxa"/>
+              <w:start w:w="95" w:type="dxa"/>
+              <w:bottom w:w="72" w:type="dxa"/>
+              <w:end w:w="95" w:type="dxa"/>
+            </w:tcMar>
+            <w:tcBorders>
+              <w:top w:val="single" w:sz="4" w:color="B7BCC2"/>
+              <w:left w:val="single" w:sz="4" w:color="B7BCC2"/>
+              <w:bottom w:val="single" w:sz="4" w:color="B7BCC2"/>
+              <w:right w:val="single" w:sz="4" w:color="B7BCC2"/>
+            </w:tcBorders>
+          </w:tcPr>
+          <w:p>
+            <w:pPr>
+              <w:spacing w:before="0" w:after="0" w:line="245" w:lineRule="auto"/>
+            </w:pPr>
+            <w:r/>
+            <w:r>
+              <w:rPr>
+                <w:rFonts w:ascii="Arial" w:hAnsi="Arial" w:eastAsia="Arial" w:cs="Arial"/>
+                <w:b/>
+                <w:color w:val="25282B"/>
+                <w:sz w:val="17"/>
+              </w:rPr>
+              <w:t>Uygulama Notları</w:t>
+            </w:r>
+          </w:p>
+        </w:tc>
+        <w:tc>
+          <w:tcPr>
+            <w:tcW w:type="dxa" w:w="7711"/>
+            <w:vAlign w:val="top"/>
+            <w:shd w:fill="FFFFFF"/>
+            <w:tcMar>
+              <w:top w:w="72" w:type="dxa"/>
+              <w:start w:w="95" w:type="dxa"/>
+              <w:bottom w:w="72" w:type="dxa"/>
+              <w:end w:w="95" w:type="dxa"/>
+            </w:tcMar>
+            <w:tcBorders>
+              <w:top w:val="single" w:sz="4" w:color="B7BCC2"/>
+              <w:left w:val="single" w:sz="4" w:color="B7BCC2"/>
+              <w:bottom w:val="single" w:sz="4" w:color="B7BCC2"/>
+              <w:right w:val="single" w:sz="4" w:color="B7BCC2"/>
+            </w:tcBorders>
+          </w:tcPr>
+          <w:p>
+            <w:pPr>
+              <w:spacing w:before="0" w:after="0" w:line="245" w:lineRule="auto"/>
+            </w:pPr>
+            <w:r/>
+            <w:r>
+              <w:rPr>
+                <w:rFonts w:ascii="Arial" w:hAnsi="Arial" w:eastAsia="Arial" w:cs="Arial"/>
+                <w:b w:val="0"/>
+                <w:color w:val="25282B"/>
+                <w:sz w:val="17"/>
+              </w:rPr>
+              <w:t>Yeni özellik eklemekten önce çalışan temel sürüm korunur; dosya yedeği alınması önerilir.</w:t>
+            </w:r>
+          </w:p>
+        </w:tc>
+      </w:tr>
+    </w:tbl>
+    <w:p>
+      <w:pPr>
+        <w:widowControl/>
+        <w:spacing w:after="20"/>
+      </w:pPr>
+    </w:p>
+    <w:tbl>
+      <w:tblPr>
+        <w:tblW w:type="auto" w:w="0"/>
+        <w:jc w:val="center"/>
+        <w:tblLayout w:type="fixed"/>
+        <w:tblLook w:firstColumn="1" w:firstRow="1" w:lastColumn="0" w:lastRow="0" w:noHBand="0" w:noVBand="1" w:val="04A0"/>
+      </w:tblPr>
+      <w:tblGrid>
+        <w:gridCol w:w="5103"/>
+        <w:gridCol w:w="5131"/>
+      </w:tblGrid>
+      <w:tr>
+        <w:tc>
+          <w:tcPr>
+            <w:tcW w:type="dxa" w:w="5103"/>
+            <w:shd w:fill="FFFFFF"/>
+            <w:tcMar>
+              <w:top w:w="140" w:type="dxa"/>
+              <w:start w:w="100" w:type="dxa"/>
+              <w:bottom w:w="30" w:type="dxa"/>
+              <w:end w:w="100" w:type="dxa"/>
             </w:tcMar>
             <w:tcBorders>
               <w:top w:val="nil"/>
               <w:left w:val="nil"/>
               <w:bottom w:val="nil"/>
               <w:right w:val="nil"/>
-              <w:insideH w:val="nil"/>
-              <w:insideV w:val="nil"/>
             </w:tcBorders>
           </w:tcPr>
           <w:p>
             <w:pPr>
-              <w:spacing w:after="0" w:before="0" w:line="240" w:lineRule="auto"/>
+              <w:spacing w:after="0"/>
               <w:jc w:val="center"/>
             </w:pPr>
             <w:r/>
             <w:r>
               <w:rPr>
-                <w:rFonts w:ascii="Arial" w:hAnsi="Arial" w:eastAsia="Arial"/>
+                <w:rFonts w:ascii="Arial" w:hAnsi="Arial" w:eastAsia="Arial" w:cs="Arial"/>
                 <w:b/>
+                <w:color w:val="25282B"/>
                 <w:sz w:val="17"/>
               </w:rPr>
               <w:t>Bilgisayar ve Öğretim Teknolojileri Öğretmeni</w:t>
             </w:r>
           </w:p>
+          <w:p>
+            <w:pPr>
+              <w:spacing w:after="0"/>
+              <w:jc w:val="center"/>
+            </w:pPr>
+            <w:r>
+              <w:rPr>
+                <w:rFonts w:ascii="Arial" w:hAnsi="Arial" w:eastAsia="Arial" w:cs="Arial"/>
+                <w:b w:val="0"/>
+                <w:color w:val="25282B"/>
+                <w:sz w:val="16"/>
+              </w:rPr>
+              <w:t>Ad Soyad: ........................................</w:t>
+            </w:r>
+          </w:p>
+          <w:p>
+            <w:pPr>
+              <w:spacing w:after="0"/>
+              <w:jc w:val="center"/>
+            </w:pPr>
+            <w:r>
+              <w:rPr>
+                <w:rFonts w:ascii="Arial" w:hAnsi="Arial" w:eastAsia="Arial" w:cs="Arial"/>
+                <w:b w:val="0"/>
+                <w:color w:val="25282B"/>
+                <w:sz w:val="16"/>
+              </w:rPr>
+              <w:t>İmza: ................................................</w:t>
+            </w:r>
+          </w:p>
         </w:tc>
         <w:tc>
           <w:tcPr>
-            <w:tcW w:type="dxa" w:w="5499"/>
+            <w:tcW w:type="dxa" w:w="5131"/>
+            <w:shd w:fill="FFFFFF"/>
             <w:tcMar>
-              <w:top w:w="40" w:type="dxa"/>
-              <w:start w:w="40" w:type="dxa"/>
-              <w:bottom w:w="40" w:type="dxa"/>
-              <w:end w:w="40" w:type="dxa"/>
+              <w:top w:w="140" w:type="dxa"/>
+              <w:start w:w="100" w:type="dxa"/>
+              <w:bottom w:w="30" w:type="dxa"/>
+              <w:end w:w="100" w:type="dxa"/>
             </w:tcMar>
             <w:tcBorders>
               <w:top w:val="nil"/>
               <w:left w:val="nil"/>
               <w:bottom w:val="nil"/>
               <w:right w:val="nil"/>
-              <w:insideH w:val="nil"/>
-              <w:insideV w:val="nil"/>
             </w:tcBorders>
           </w:tcPr>
           <w:p>
             <w:pPr>
-              <w:spacing w:after="0" w:before="0" w:line="240" w:lineRule="auto"/>
+              <w:spacing w:after="0"/>
               <w:jc w:val="center"/>
             </w:pPr>
             <w:r/>
             <w:r>
               <w:rPr>
-                <w:rFonts w:ascii="Arial" w:hAnsi="Arial" w:eastAsia="Arial"/>
+                <w:rFonts w:ascii="Arial" w:hAnsi="Arial" w:eastAsia="Arial" w:cs="Arial"/>
                 <w:b/>
+                <w:color w:val="25282B"/>
+                <w:sz w:val="17"/>
+              </w:rPr>
+              <w:t>Uygundur</w:t>
+            </w:r>
+          </w:p>
+          <w:p>
+            <w:pPr>
+              <w:spacing w:after="0"/>
+              <w:jc w:val="center"/>
+            </w:pPr>
+            <w:r>
+              <w:rPr>
+                <w:rFonts w:ascii="Arial" w:hAnsi="Arial" w:eastAsia="Arial" w:cs="Arial"/>
+                <w:b/>
+                <w:color w:val="25282B"/>
                 <w:sz w:val="17"/>
               </w:rPr>
               <w:t>Okul Müdürü</w:t>
             </w:r>
           </w:p>
-        </w:tc>
-      </w:tr>
-      <w:tr>
-        <w:trPr>
-          <w:cantSplit/>
-        </w:trPr>
-        <w:tc>
-          <w:tcPr>
-            <w:tcW w:type="dxa" w:w="5499"/>
-            <w:tcMar>
-              <w:top w:w="40" w:type="dxa"/>
-              <w:start w:w="40" w:type="dxa"/>
-              <w:bottom w:w="40" w:type="dxa"/>
-              <w:end w:w="40" w:type="dxa"/>
-            </w:tcMar>
-            <w:tcBorders>
-              <w:top w:val="nil"/>
-              <w:left w:val="nil"/>
-              <w:bottom w:val="nil"/>
-              <w:right w:val="nil"/>
-              <w:insideH w:val="nil"/>
-              <w:insideV w:val="nil"/>
-            </w:tcBorders>
-          </w:tcPr>
           <w:p>
             <w:pPr>
-              <w:spacing w:after="0" w:before="0" w:line="240" w:lineRule="auto"/>
+              <w:spacing w:after="0"/>
               <w:jc w:val="center"/>
             </w:pPr>
-            <w:r/>
             <w:r>
               <w:rPr>
-                <w:rFonts w:ascii="Arial" w:hAnsi="Arial" w:eastAsia="Arial"/>
+                <w:rFonts w:ascii="Arial" w:hAnsi="Arial" w:eastAsia="Arial" w:cs="Arial"/>
                 <w:b w:val="0"/>
+                <w:color w:val="25282B"/>
                 <w:sz w:val="16"/>
               </w:rPr>
-              <w:t>Ad Soyad / İmza</w:t>
+              <w:t>Ad Soyad: ........................................</w:t>
             </w:r>
           </w:p>
-        </w:tc>
-        <w:tc>
-          <w:tcPr>
-            <w:tcW w:type="dxa" w:w="5499"/>
-            <w:tcMar>
-              <w:top w:w="40" w:type="dxa"/>
-              <w:start w:w="40" w:type="dxa"/>
-              <w:bottom w:w="40" w:type="dxa"/>
-              <w:end w:w="40" w:type="dxa"/>
-            </w:tcMar>
-            <w:tcBorders>
-              <w:top w:val="nil"/>
-              <w:left w:val="nil"/>
-              <w:bottom w:val="nil"/>
-              <w:right w:val="nil"/>
-              <w:insideH w:val="nil"/>
-              <w:insideV w:val="nil"/>
-            </w:tcBorders>
-          </w:tcPr>
           <w:p>
             <w:pPr>
-              <w:spacing w:after="0" w:before="0" w:line="240" w:lineRule="auto"/>
+              <w:spacing w:after="0"/>
               <w:jc w:val="center"/>
             </w:pPr>
-            <w:r/>
             <w:r>
               <w:rPr>
-                <w:rFonts w:ascii="Arial" w:hAnsi="Arial" w:eastAsia="Arial"/>
+                <w:rFonts w:ascii="Arial" w:hAnsi="Arial" w:eastAsia="Arial" w:cs="Arial"/>
                 <w:b w:val="0"/>
+                <w:color w:val="25282B"/>
                 <w:sz w:val="16"/>
               </w:rPr>
-              <w:t>Ad Soyad / İmza</w:t>
+              <w:t>İmza: ................................................</w:t>
             </w:r>
           </w:p>
         </w:tc>
       </w:tr>
     </w:tbl>
     <w:sectPr>
-      <w:pgSz w:w="11906" w:h="16838"/>
-      <w:pgMar w:top="652" w:right="680" w:bottom="652" w:left="680" w:header="720" w:footer="720" w:gutter="0"/>
+      <w:headerReference w:type="default" r:id="rId9"/>
+      <w:footerReference w:type="default" r:id="rId10"/>
+      <w:pgSz w:w="12240" w:h="15840"/>
+      <w:pgMar w:top="595" w:right="709" w:bottom="595" w:left="709" w:header="227" w:footer="255" w:gutter="0"/>
       <w:cols w:space="720"/>
       <w:docGrid w:linePitch="360"/>
     </w:sectPr>
   </w:body>
 </w:document>
+</file>
+
+<file path=word/footer1.xml><?xml version="1.0" encoding="utf-8"?>
+<w:ftr xmlns:m="http://schemas.openxmlformats.org/officeDocument/2006/math" xmlns:mc="http://schemas.openxmlformats.org/markup-compatibility/2006" xmlns:mo="http://schemas.microsoft.com/office/mac/office/2008/main" xmlns:mv="urn:schemas-microsoft-com:mac:vml" xmlns:o="urn:schemas-microsoft-com:office:office" xmlns:r="http://schemas.openxmlformats.org/officeDocument/2006/relationships" xmlns:v="urn:schemas-microsoft-com:vml" xmlns:w10="urn:schemas-microsoft-com:office:word" xmlns:w14="http://schemas.microsoft.com/office/word/2010/wordml" xmlns:w="http://schemas.openxmlformats.org/wordprocessingml/2006/main" xmlns:wne="http://schemas.microsoft.com/office/word/2006/wordml" xmlns:wp14="http://schemas.microsoft.com/office/word/2010/wordprocessingDrawing" xmlns:wp="http://schemas.openxmlformats.org/drawingml/2006/wordprocessingDrawing" xmlns:wpc="http://schemas.microsoft.com/office/word/2010/wordprocessingCanvas" xmlns:wpg="http://schemas.microsoft.com/office/word/2010/wordprocessingGroup" xmlns:wpi="http://schemas.microsoft.com/office/word/2010/wordprocessingInk" xmlns:wps="http://schemas.microsoft.com/office/word/2010/wordprocessingShape" mc:Ignorable="w14 wp14">
+  <w:p>
+    <w:pPr>
+      <w:pStyle w:val="Footer"/>
+      <w:spacing w:after="0"/>
+      <w:jc w:val="center"/>
+    </w:pPr>
+    <w:r>
+      <w:rPr>
+        <w:rFonts w:ascii="Arial" w:hAnsi="Arial" w:eastAsia="Arial" w:cs="Arial"/>
+        <w:b w:val="0"/>
+        <w:color w:val="777777"/>
+        <w:sz w:val="14"/>
+      </w:rPr>
+      <w:t>5. Sınıf Bilişim Teknolojileri ve Yazılım • 34. Hafta Ders Planı</w:t>
+    </w:r>
+  </w:p>
+</w:ftr>
+</file>
+
+<file path=word/header1.xml><?xml version="1.0" encoding="utf-8"?>
+<w:hdr xmlns:m="http://schemas.openxmlformats.org/officeDocument/2006/math" xmlns:mc="http://schemas.openxmlformats.org/markup-compatibility/2006" xmlns:mo="http://schemas.microsoft.com/office/mac/office/2008/main" xmlns:mv="urn:schemas-microsoft-com:mac:vml" xmlns:o="urn:schemas-microsoft-com:office:office" xmlns:r="http://schemas.openxmlformats.org/officeDocument/2006/relationships" xmlns:v="urn:schemas-microsoft-com:vml" xmlns:w10="urn:schemas-microsoft-com:office:word" xmlns:w14="http://schemas.microsoft.com/office/word/2010/wordml" xmlns:w="http://schemas.openxmlformats.org/wordprocessingml/2006/main" xmlns:wne="http://schemas.microsoft.com/office/word/2006/wordml" xmlns:wp14="http://schemas.microsoft.com/office/word/2010/wordprocessingDrawing" xmlns:wp="http://schemas.openxmlformats.org/drawingml/2006/wordprocessingDrawing" xmlns:wpc="http://schemas.microsoft.com/office/word/2010/wordprocessingCanvas" xmlns:wpg="http://schemas.microsoft.com/office/word/2010/wordprocessingGroup" xmlns:wpi="http://schemas.microsoft.com/office/word/2010/wordprocessingInk" xmlns:wps="http://schemas.microsoft.com/office/word/2010/wordprocessingShape" mc:Ignorable="w14 wp14">
+  <w:p>
+    <w:pPr>
+      <w:pStyle w:val="Header"/>
+      <w:spacing w:after="0"/>
+      <w:jc w:val="center"/>
+    </w:pPr>
+    <w:r>
+      <w:rPr>
+        <w:rFonts w:ascii="Arial" w:hAnsi="Arial" w:eastAsia="Arial" w:cs="Arial"/>
+        <w:b/>
+        <w:color w:val="666666"/>
+        <w:sz w:val="15"/>
+      </w:rPr>
+      <w:t>2026-2027 EĞİTİM – ÖĞRETİM YILI</w:t>
+    </w:r>
+  </w:p>
+</w:hdr>
 </file>
 
 <file path=word/numbering.xml><?xml version="1.0" encoding="utf-8"?>
@@ -2384,11 +3332,8 @@
     <w:name w:val="Normal"/>
     <w:qFormat/>
     <w:rsid w:val="00FC693F"/>
-    <w:pPr>
-      <w:spacing w:after="0" w:before="0" w:line="240" w:lineRule="auto"/>
-    </w:pPr>
     <w:rPr>
-      <w:rFonts w:ascii="Arial" w:hAnsi="Arial" w:eastAsia="Arial"/>
+      <w:rFonts w:ascii="Arial" w:hAnsi="Arial"/>
       <w:sz w:val="18"/>
     </w:rPr>
   </w:style>
@@ -14073,28 +15018,6 @@
         <w:shd w:val="clear" w:color="auto" w:fill="FBCAA2" w:themeFill="accent6" w:themeFillTint="7F"/>
       </w:tcPr>
     </w:tblStylePr>
-  </w:style>
-  <w:style w:type="paragraph" w:customStyle="1" w:styleId="PlanTitle">
-    <w:name w:val="PlanTitle"/>
-    <w:pPr>
-      <w:spacing w:before="0" w:after="40"/>
-    </w:pPr>
-    <w:rPr>
-      <w:rFonts w:ascii="Arial" w:hAnsi="Arial" w:eastAsia="Arial"/>
-      <w:b/>
-      <w:sz w:val="24"/>
-    </w:rPr>
-  </w:style>
-  <w:style w:type="paragraph" w:customStyle="1" w:styleId="SectionHead">
-    <w:name w:val="SectionHead"/>
-    <w:pPr>
-      <w:spacing w:before="60" w:after="40"/>
-    </w:pPr>
-    <w:rPr>
-      <w:rFonts w:ascii="Arial" w:hAnsi="Arial" w:eastAsia="Arial"/>
-      <w:b/>
-      <w:sz w:val="19"/>
-    </w:rPr>
   </w:style>
 </w:styles>
 </file>
